--- a/docs/developpement/phases/word/PHASE_76_AUDIT_DES_PHASES_67_A_75_ET_CORRECTIONS_DOSSIER_DE_REPRISE_A_JOUR.docx
+++ b/docs/developpement/phases/word/PHASE_76_AUDIT_DES_PHASES_67_A_75_ET_CORRECTIONS_DOSSIER_DE_REPRISE_A_JOUR.docx
@@ -20,7 +20,7 @@
       <w:r>
         <w:t xml:space="preserve">FlaiX Expert · dossier de développement · généré le 2026-10-25 depuis le dépôt </w:t>
       </w:r>
-      <w:hyperlink w:history="1" r:id="rIdq-ljhezpkzrlus-yfarw1">
+      <w:hyperlink w:history="1" r:id="rIde_mdsmgngstxcbloskbw9">
         <w:r>
           <w:rPr>
             <w:rStyle w:val="Hyperlink"/>
@@ -326,7 +326,7 @@
                 <w:sz w:val="18"/>
                 <w:szCs w:val="18"/>
               </w:rPr>
-              <w:t xml:space="preserve">1</w:t>
+              <w:t xml:space="preserve">3</w:t>
             </w:r>
           </w:p>
         </w:tc>
@@ -721,7 +721,7 @@
           <w:numId w:val="2"/>
         </w:numPr>
       </w:pPr>
-      <w:hyperlink w:history="1" r:id="rIdgfgu1fdjkaatwwehgm79p">
+      <w:hyperlink w:history="1" r:id="rIdzz-ezrhhkkyduqt-qzddb">
         <w:r>
           <w:rPr>
             <w:rStyle w:val="Hyperlink"/>
@@ -735,6 +735,46 @@
     </w:p>
     <w:p>
       <w:pPr>
+        <w:pStyle w:val="ListParagraph"/>
+        <w:numPr>
+          <w:ilvl w:val="0"/>
+          <w:numId w:val="2"/>
+        </w:numPr>
+      </w:pPr>
+      <w:hyperlink w:history="1" r:id="rIdmbni_dder8mph9gfypps3">
+        <w:r>
+          <w:rPr>
+            <w:rStyle w:val="Hyperlink"/>
+          </w:rPr>
+          <w:t xml:space="preserve">117a10d</w:t>
+        </w:r>
+      </w:hyperlink>
+      <w:r>
+        <w:t xml:space="preserve"> — 2026-10-25 — Audit des phases 67 à 75 : rapport, guide de reprise, carte du code, consigne Codex, sommaire de la documentation (§15.175)</w:t>
+      </w:r>
+    </w:p>
+    <w:p>
+      <w:pPr>
+        <w:pStyle w:val="ListParagraph"/>
+        <w:numPr>
+          <w:ilvl w:val="0"/>
+          <w:numId w:val="2"/>
+        </w:numPr>
+      </w:pPr>
+      <w:hyperlink w:history="1" r:id="rIdvqqvajhqvmwzuhighwmhk">
+        <w:r>
+          <w:rPr>
+            <w:rStyle w:val="Hyperlink"/>
+          </w:rPr>
+          <w:t xml:space="preserve">96c1e51</w:t>
+        </w:r>
+      </w:hyperlink>
+      <w:r>
+        <w:t xml:space="preserve"> — 2026-10-25 — Audit : résultats des tests ; fiches de phase et versions Word régénérées</w:t>
+      </w:r>
+    </w:p>
+    <w:p>
+      <w:pPr>
         <w:pStyle w:val="Heading2"/>
       </w:pPr>
       <w:r>
@@ -769,7 +809,7 @@
       <w:r>
         <w:t xml:space="preserve"> — créé — </w:t>
       </w:r>
-      <w:hyperlink w:history="1" r:id="rId8jledl6on-mhgv9zmbwiw">
+      <w:hyperlink w:history="1" r:id="rIdimh2djes8h9rw8mfshun3">
         <w:r>
           <w:rPr>
             <w:rStyle w:val="Hyperlink"/>
@@ -806,7 +846,7 @@
       <w:r>
         <w:t xml:space="preserve"> — modifié — </w:t>
       </w:r>
-      <w:hyperlink w:history="1" r:id="rId7rhtwhnlp3ccw2j1g7qzg">
+      <w:hyperlink w:history="1" r:id="rIdiy3whaoryejx-u7gtgnts">
         <w:r>
           <w:rPr>
             <w:rStyle w:val="Hyperlink"/>
@@ -835,7 +875,7 @@
       <w:r>
         <w:t xml:space="preserve"> — créé — </w:t>
       </w:r>
-      <w:hyperlink w:history="1" r:id="rIdwuojn7b72vovy8swad0ul">
+      <w:hyperlink w:history="1" r:id="rIdl08fon66214bpcgh50wis">
         <w:r>
           <w:rPr>
             <w:rStyle w:val="Hyperlink"/>
@@ -864,7 +904,7 @@
       <w:r>
         <w:t xml:space="preserve"> — modifié — </w:t>
       </w:r>
-      <w:hyperlink w:history="1" r:id="rIdqwqif7bgtnbkondbh_mo_">
+      <w:hyperlink w:history="1" r:id="rIdbli9mraiqmxs3halc59z3">
         <w:r>
           <w:rPr>
             <w:rStyle w:val="Hyperlink"/>
@@ -901,7 +941,7 @@
       <w:r>
         <w:t xml:space="preserve"> — modifié — </w:t>
       </w:r>
-      <w:hyperlink w:history="1" r:id="rIdyhu9ilft89ewhwvzhnbni">
+      <w:hyperlink w:history="1" r:id="rIdh_d44jdpogl2wmvhfldau">
         <w:r>
           <w:rPr>
             <w:rStyle w:val="Hyperlink"/>
@@ -938,7 +978,7 @@
       <w:r>
         <w:t xml:space="preserve"> — modifié — </w:t>
       </w:r>
-      <w:hyperlink w:history="1" r:id="rIdw9jb-7kwgi-plry3fzoz-">
+      <w:hyperlink w:history="1" r:id="rIdagah5vpr4abrmjhgmusdy">
         <w:r>
           <w:rPr>
             <w:rStyle w:val="Hyperlink"/>
@@ -967,7 +1007,7 @@
       <w:r>
         <w:t xml:space="preserve"> — modifié — </w:t>
       </w:r>
-      <w:hyperlink w:history="1" r:id="rIdb3vz_wt_tthbtqectkbzf">
+      <w:hyperlink w:history="1" r:id="rIdp9wobqnf1iadr9v4eklcw">
         <w:r>
           <w:rPr>
             <w:rStyle w:val="Hyperlink"/>
@@ -1004,7 +1044,7 @@
       <w:r>
         <w:t xml:space="preserve"> — modifié — </w:t>
       </w:r>
-      <w:hyperlink w:history="1" r:id="rIdull0ausj28_tdhyaw4cx8">
+      <w:hyperlink w:history="1" r:id="rIdvgm-oyj8gpk0eluvlog1k">
         <w:r>
           <w:rPr>
             <w:rStyle w:val="Hyperlink"/>
@@ -1033,7 +1073,2894 @@
       <w:r>
         <w:t xml:space="preserve"> — modifié — </w:t>
       </w:r>
-      <w:hyperlink w:history="1" r:id="rId-0ftf5tt45rj7wmlzdpsl">
+      <w:hyperlink w:history="1" r:id="rIdpbohmunarticreq6zpqpj">
+        <w:r>
+          <w:rPr>
+            <w:rStyle w:val="Hyperlink"/>
+          </w:rPr>
+          <w:t xml:space="preserve">voir sur GitHub</w:t>
+        </w:r>
+      </w:hyperlink>
+    </w:p>
+    <w:p>
+      <w:pPr>
+        <w:pStyle w:val="Heading3"/>
+      </w:pPr>
+      <w:r>
+        <w:t xml:space="preserve">Serveur OVH et outils (infra)</w:t>
+      </w:r>
+    </w:p>
+    <w:p>
+      <w:pPr>
+        <w:pStyle w:val="ListParagraph"/>
+        <w:numPr>
+          <w:ilvl w:val="0"/>
+          <w:numId w:val="2"/>
+        </w:numPr>
+      </w:pPr>
+      <w:r>
+        <w:rPr>
+          <w:rFonts w:ascii="Consolas" w:cs="Consolas" w:eastAsia="Consolas" w:hAnsi="Consolas"/>
+          <w:color w:val="3B2F8F"/>
+          <w:sz w:val="18"/>
+          <w:szCs w:val="18"/>
+        </w:rPr>
+        <w:t xml:space="preserve">infra/outils/carte-du-code-intro.md</w:t>
+      </w:r>
+      <w:r>
+        <w:t xml:space="preserve"> — modifié — </w:t>
+      </w:r>
+      <w:hyperlink w:history="1" r:id="rIdtq0zdemor6pru9qtli9mf">
+        <w:r>
+          <w:rPr>
+            <w:rStyle w:val="Hyperlink"/>
+          </w:rPr>
+          <w:t xml:space="preserve">voir sur GitHub</w:t>
+        </w:r>
+      </w:hyperlink>
+    </w:p>
+    <w:p>
+      <w:pPr>
+        <w:pStyle w:val="ListParagraph"/>
+        <w:numPr>
+          <w:ilvl w:val="0"/>
+          <w:numId w:val="2"/>
+        </w:numPr>
+      </w:pPr>
+      <w:r>
+        <w:rPr>
+          <w:rFonts w:ascii="Consolas" w:cs="Consolas" w:eastAsia="Consolas" w:hAnsi="Consolas"/>
+          <w:color w:val="3B2F8F"/>
+          <w:sz w:val="18"/>
+          <w:szCs w:val="18"/>
+        </w:rPr>
+        <w:t xml:space="preserve">infra/outils/guide-word.cjs</w:t>
+      </w:r>
+      <w:r>
+        <w:t xml:space="preserve"> — créé — </w:t>
+      </w:r>
+      <w:hyperlink w:history="1" r:id="rId8lqxxzpdakm-ng0b-gcdz">
+        <w:r>
+          <w:rPr>
+            <w:rStyle w:val="Hyperlink"/>
+          </w:rPr>
+          <w:t xml:space="preserve">voir sur GitHub</w:t>
+        </w:r>
+      </w:hyperlink>
+    </w:p>
+    <w:p>
+      <w:pPr>
+        <w:pStyle w:val="ListParagraph"/>
+        <w:numPr>
+          <w:ilvl w:val="0"/>
+          <w:numId w:val="2"/>
+        </w:numPr>
+      </w:pPr>
+      <w:r>
+        <w:rPr>
+          <w:rFonts w:ascii="Consolas" w:cs="Consolas" w:eastAsia="Consolas" w:hAnsi="Consolas"/>
+          <w:color w:val="3B2F8F"/>
+          <w:sz w:val="18"/>
+          <w:szCs w:val="18"/>
+        </w:rPr>
+        <w:t xml:space="preserve">infra/outils/journal-developpement.cjs</w:t>
+      </w:r>
+      <w:r>
+        <w:t xml:space="preserve"> — modifié — </w:t>
+      </w:r>
+      <w:hyperlink w:history="1" r:id="rIdnehlr8xrrvmq-gpoojk79">
+        <w:r>
+          <w:rPr>
+            <w:rStyle w:val="Hyperlink"/>
+          </w:rPr>
+          <w:t xml:space="preserve">voir sur GitHub</w:t>
+        </w:r>
+      </w:hyperlink>
+    </w:p>
+    <w:p>
+      <w:pPr>
+        <w:pStyle w:val="ListParagraph"/>
+        <w:numPr>
+          <w:ilvl w:val="0"/>
+          <w:numId w:val="2"/>
+        </w:numPr>
+      </w:pPr>
+      <w:r>
+        <w:rPr>
+          <w:rFonts w:ascii="Consolas" w:cs="Consolas" w:eastAsia="Consolas" w:hAnsi="Consolas"/>
+          <w:color w:val="3B2F8F"/>
+          <w:sz w:val="18"/>
+          <w:szCs w:val="18"/>
+        </w:rPr>
+        <w:t xml:space="preserve">infra/outils/phases.cjs</w:t>
+      </w:r>
+      <w:r>
+        <w:t xml:space="preserve"> — modifié — </w:t>
+      </w:r>
+      <w:hyperlink w:history="1" r:id="rIdotmdu1m90vabz9d12e89y">
+        <w:r>
+          <w:rPr>
+            <w:rStyle w:val="Hyperlink"/>
+          </w:rPr>
+          <w:t xml:space="preserve">voir sur GitHub</w:t>
+        </w:r>
+      </w:hyperlink>
+    </w:p>
+    <w:p>
+      <w:pPr>
+        <w:pStyle w:val="Heading3"/>
+      </w:pPr>
+      <w:r>
+        <w:t xml:space="preserve">Documentation</w:t>
+      </w:r>
+    </w:p>
+    <w:p>
+      <w:pPr>
+        <w:pStyle w:val="ListParagraph"/>
+        <w:numPr>
+          <w:ilvl w:val="0"/>
+          <w:numId w:val="2"/>
+        </w:numPr>
+      </w:pPr>
+      <w:r>
+        <w:rPr>
+          <w:rFonts w:ascii="Consolas" w:cs="Consolas" w:eastAsia="Consolas" w:hAnsi="Consolas"/>
+          <w:color w:val="3B2F8F"/>
+          <w:sz w:val="18"/>
+          <w:szCs w:val="18"/>
+        </w:rPr>
+        <w:t xml:space="preserve">CHANGELOG.md</w:t>
+      </w:r>
+      <w:r>
+        <w:t xml:space="preserve"> — modifié — </w:t>
+      </w:r>
+      <w:hyperlink w:history="1" r:id="rIdtyikjgk0sll05zqlb1wlq">
+        <w:r>
+          <w:rPr>
+            <w:rStyle w:val="Hyperlink"/>
+          </w:rPr>
+          <w:t xml:space="preserve">voir sur GitHub</w:t>
+        </w:r>
+      </w:hyperlink>
+    </w:p>
+    <w:p>
+      <w:pPr>
+        <w:pStyle w:val="ListParagraph"/>
+        <w:numPr>
+          <w:ilvl w:val="0"/>
+          <w:numId w:val="2"/>
+        </w:numPr>
+      </w:pPr>
+      <w:r>
+        <w:rPr>
+          <w:rFonts w:ascii="Consolas" w:cs="Consolas" w:eastAsia="Consolas" w:hAnsi="Consolas"/>
+          <w:color w:val="3B2F8F"/>
+          <w:sz w:val="18"/>
+          <w:szCs w:val="18"/>
+        </w:rPr>
+        <w:t xml:space="preserve">docs/audits/AUDIT_2026-10-25_claude-phases-67-75.docx</w:t>
+      </w:r>
+      <w:r>
+        <w:t xml:space="preserve"> — créé — </w:t>
+      </w:r>
+      <w:hyperlink w:history="1" r:id="rId2wxv5lhyblnupdg5kt7ob">
+        <w:r>
+          <w:rPr>
+            <w:rStyle w:val="Hyperlink"/>
+          </w:rPr>
+          <w:t xml:space="preserve">voir sur GitHub</w:t>
+        </w:r>
+      </w:hyperlink>
+    </w:p>
+    <w:p>
+      <w:pPr>
+        <w:pStyle w:val="ListParagraph"/>
+        <w:numPr>
+          <w:ilvl w:val="0"/>
+          <w:numId w:val="2"/>
+        </w:numPr>
+      </w:pPr>
+      <w:r>
+        <w:rPr>
+          <w:rFonts w:ascii="Consolas" w:cs="Consolas" w:eastAsia="Consolas" w:hAnsi="Consolas"/>
+          <w:color w:val="3B2F8F"/>
+          <w:sz w:val="18"/>
+          <w:szCs w:val="18"/>
+        </w:rPr>
+        <w:t xml:space="preserve">docs/audits/AUDIT_2026-10-25_claude-phases-67-75.md</w:t>
+      </w:r>
+      <w:r>
+        <w:t xml:space="preserve"> — créé — </w:t>
+      </w:r>
+      <w:hyperlink w:history="1" r:id="rIdspwbnx6_0leu7lbry9ddy">
+        <w:r>
+          <w:rPr>
+            <w:rStyle w:val="Hyperlink"/>
+          </w:rPr>
+          <w:t xml:space="preserve">voir sur GitHub</w:t>
+        </w:r>
+      </w:hyperlink>
+    </w:p>
+    <w:p>
+      <w:pPr>
+        <w:pStyle w:val="ListParagraph"/>
+        <w:numPr>
+          <w:ilvl w:val="0"/>
+          <w:numId w:val="2"/>
+        </w:numPr>
+      </w:pPr>
+      <w:r>
+        <w:rPr>
+          <w:rFonts w:ascii="Consolas" w:cs="Consolas" w:eastAsia="Consolas" w:hAnsi="Consolas"/>
+          <w:color w:val="3B2F8F"/>
+          <w:sz w:val="18"/>
+          <w:szCs w:val="18"/>
+        </w:rPr>
+        <w:t xml:space="preserve">docs/avancement.md</w:t>
+      </w:r>
+      <w:r>
+        <w:t xml:space="preserve"> — modifié — </w:t>
+      </w:r>
+      <w:hyperlink w:history="1" r:id="rIdvy5hmv8dxcqb3qx5zincr">
+        <w:r>
+          <w:rPr>
+            <w:rStyle w:val="Hyperlink"/>
+          </w:rPr>
+          <w:t xml:space="preserve">voir sur GitHub</w:t>
+        </w:r>
+      </w:hyperlink>
+    </w:p>
+    <w:p>
+      <w:pPr>
+        <w:pStyle w:val="ListParagraph"/>
+        <w:numPr>
+          <w:ilvl w:val="0"/>
+          <w:numId w:val="2"/>
+        </w:numPr>
+      </w:pPr>
+      <w:r>
+        <w:rPr>
+          <w:rFonts w:ascii="Consolas" w:cs="Consolas" w:eastAsia="Consolas" w:hAnsi="Consolas"/>
+          <w:color w:val="3B2F8F"/>
+          <w:sz w:val="18"/>
+          <w:szCs w:val="18"/>
+        </w:rPr>
+        <w:t xml:space="preserve">docs/developpement/CARTE_DU_CODE.md</w:t>
+      </w:r>
+      <w:r>
+        <w:t xml:space="preserve"> — modifié — </w:t>
+      </w:r>
+      <w:hyperlink w:history="1" r:id="rIdkylqo_xr5gouynqczn-oi">
+        <w:r>
+          <w:rPr>
+            <w:rStyle w:val="Hyperlink"/>
+          </w:rPr>
+          <w:t xml:space="preserve">voir sur GitHub</w:t>
+        </w:r>
+      </w:hyperlink>
+    </w:p>
+    <w:p>
+      <w:pPr>
+        <w:pStyle w:val="ListParagraph"/>
+        <w:numPr>
+          <w:ilvl w:val="0"/>
+          <w:numId w:val="2"/>
+        </w:numPr>
+      </w:pPr>
+      <w:r>
+        <w:rPr>
+          <w:rFonts w:ascii="Consolas" w:cs="Consolas" w:eastAsia="Consolas" w:hAnsi="Consolas"/>
+          <w:color w:val="3B2F8F"/>
+          <w:sz w:val="18"/>
+          <w:szCs w:val="18"/>
+        </w:rPr>
+        <w:t xml:space="preserve">docs/developpement/CODEX_AUDIT_PROMPT.md</w:t>
+      </w:r>
+      <w:r>
+        <w:t xml:space="preserve"> — modifié — </w:t>
+      </w:r>
+      <w:hyperlink w:history="1" r:id="rIdxnwjph7i-jq-8jdfyvkp6">
+        <w:r>
+          <w:rPr>
+            <w:rStyle w:val="Hyperlink"/>
+          </w:rPr>
+          <w:t xml:space="preserve">voir sur GitHub</w:t>
+        </w:r>
+      </w:hyperlink>
+    </w:p>
+    <w:p>
+      <w:pPr>
+        <w:pStyle w:val="ListParagraph"/>
+        <w:numPr>
+          <w:ilvl w:val="0"/>
+          <w:numId w:val="2"/>
+        </w:numPr>
+      </w:pPr>
+      <w:r>
+        <w:rPr>
+          <w:rFonts w:ascii="Consolas" w:cs="Consolas" w:eastAsia="Consolas" w:hAnsi="Consolas"/>
+          <w:color w:val="3B2F8F"/>
+          <w:sz w:val="18"/>
+          <w:szCs w:val="18"/>
+        </w:rPr>
+        <w:t xml:space="preserve">docs/developpement/GUIDE_DE_REPRISE.docx</w:t>
+      </w:r>
+      <w:r>
+        <w:t xml:space="preserve"> — modifié — </w:t>
+      </w:r>
+      <w:hyperlink w:history="1" r:id="rId5ucw5cyzz7k63fwlu86wb">
+        <w:r>
+          <w:rPr>
+            <w:rStyle w:val="Hyperlink"/>
+          </w:rPr>
+          <w:t xml:space="preserve">voir sur GitHub</w:t>
+        </w:r>
+      </w:hyperlink>
+    </w:p>
+    <w:p>
+      <w:pPr>
+        <w:pStyle w:val="ListParagraph"/>
+        <w:numPr>
+          <w:ilvl w:val="0"/>
+          <w:numId w:val="2"/>
+        </w:numPr>
+      </w:pPr>
+      <w:r>
+        <w:rPr>
+          <w:rFonts w:ascii="Consolas" w:cs="Consolas" w:eastAsia="Consolas" w:hAnsi="Consolas"/>
+          <w:color w:val="3B2F8F"/>
+          <w:sz w:val="18"/>
+          <w:szCs w:val="18"/>
+        </w:rPr>
+        <w:t xml:space="preserve">docs/developpement/GUIDE_DE_REPRISE.md</w:t>
+      </w:r>
+      <w:r>
+        <w:t xml:space="preserve"> — modifié — </w:t>
+      </w:r>
+      <w:hyperlink w:history="1" r:id="rIdq-pelwr0juvamuszcnlud">
+        <w:r>
+          <w:rPr>
+            <w:rStyle w:val="Hyperlink"/>
+          </w:rPr>
+          <w:t xml:space="preserve">voir sur GitHub</w:t>
+        </w:r>
+      </w:hyperlink>
+    </w:p>
+    <w:p>
+      <w:pPr>
+        <w:pStyle w:val="ListParagraph"/>
+        <w:numPr>
+          <w:ilvl w:val="0"/>
+          <w:numId w:val="2"/>
+        </w:numPr>
+      </w:pPr>
+      <w:r>
+        <w:rPr>
+          <w:rFonts w:ascii="Consolas" w:cs="Consolas" w:eastAsia="Consolas" w:hAnsi="Consolas"/>
+          <w:color w:val="3B2F8F"/>
+          <w:sz w:val="18"/>
+          <w:szCs w:val="18"/>
+        </w:rPr>
+        <w:t xml:space="preserve">docs/developpement/JOURNAL_DES_PHASES.md</w:t>
+      </w:r>
+      <w:r>
+        <w:t xml:space="preserve"> — modifié — </w:t>
+      </w:r>
+      <w:hyperlink w:history="1" r:id="rIdkbmrdo6pwot1jkcjbxdpr">
+        <w:r>
+          <w:rPr>
+            <w:rStyle w:val="Hyperlink"/>
+          </w:rPr>
+          <w:t xml:space="preserve">voir sur GitHub</w:t>
+        </w:r>
+      </w:hyperlink>
+    </w:p>
+    <w:p>
+      <w:pPr>
+        <w:pStyle w:val="ListParagraph"/>
+        <w:numPr>
+          <w:ilvl w:val="0"/>
+          <w:numId w:val="2"/>
+        </w:numPr>
+      </w:pPr>
+      <w:r>
+        <w:rPr>
+          <w:rFonts w:ascii="Consolas" w:cs="Consolas" w:eastAsia="Consolas" w:hAnsi="Consolas"/>
+          <w:color w:val="3B2F8F"/>
+          <w:sz w:val="18"/>
+          <w:szCs w:val="18"/>
+        </w:rPr>
+        <w:t xml:space="preserve">docs/developpement/phases/PHASE_20_FACTURES_FOURNISSEURS.md</w:t>
+      </w:r>
+      <w:r>
+        <w:t xml:space="preserve"> — modifié — </w:t>
+      </w:r>
+      <w:hyperlink w:history="1" r:id="rIdbrfmifalmbgc1rtiruvep">
+        <w:r>
+          <w:rPr>
+            <w:rStyle w:val="Hyperlink"/>
+          </w:rPr>
+          <w:t xml:space="preserve">voir sur GitHub</w:t>
+        </w:r>
+      </w:hyperlink>
+    </w:p>
+    <w:p>
+      <w:pPr>
+        <w:pStyle w:val="ListParagraph"/>
+        <w:numPr>
+          <w:ilvl w:val="0"/>
+          <w:numId w:val="2"/>
+        </w:numPr>
+      </w:pPr>
+      <w:r>
+        <w:rPr>
+          <w:rFonts w:ascii="Consolas" w:cs="Consolas" w:eastAsia="Consolas" w:hAnsi="Consolas"/>
+          <w:color w:val="3B2F8F"/>
+          <w:sz w:val="18"/>
+          <w:szCs w:val="18"/>
+        </w:rPr>
+        <w:t xml:space="preserve">docs/developpement/phases/PHASE_71_RAPPORT_DE_STOCK_PAR_EVENEMENT_CE_QUIL_TE_RESTE_EN_CLAIR_LE_NET_EN_DIR.md</w:t>
+      </w:r>
+      <w:r>
+        <w:t xml:space="preserve"> — modifié — </w:t>
+      </w:r>
+      <w:hyperlink w:history="1" r:id="rIdsh9escdetqegygexgqybo">
+        <w:r>
+          <w:rPr>
+            <w:rStyle w:val="Hyperlink"/>
+          </w:rPr>
+          <w:t xml:space="preserve">voir sur GitHub</w:t>
+        </w:r>
+      </w:hyperlink>
+    </w:p>
+    <w:p>
+      <w:pPr>
+        <w:pStyle w:val="ListParagraph"/>
+        <w:numPr>
+          <w:ilvl w:val="0"/>
+          <w:numId w:val="2"/>
+        </w:numPr>
+      </w:pPr>
+      <w:r>
+        <w:rPr>
+          <w:rFonts w:ascii="Consolas" w:cs="Consolas" w:eastAsia="Consolas" w:hAnsi="Consolas"/>
+          <w:color w:val="3B2F8F"/>
+          <w:sz w:val="18"/>
+          <w:szCs w:val="18"/>
+        </w:rPr>
+        <w:t xml:space="preserve">docs/developpement/phases/PHASE_73_ACHATS_INGREDIENTS_A_PART_RACCOURCI_DE_CLOTURE_FACTURE_QUI_ENTRE_EN_RE.md</w:t>
+      </w:r>
+      <w:r>
+        <w:t xml:space="preserve"> — modifié — </w:t>
+      </w:r>
+      <w:hyperlink w:history="1" r:id="rIdrrouigete1tk1ct0geuh6">
+        <w:r>
+          <w:rPr>
+            <w:rStyle w:val="Hyperlink"/>
+          </w:rPr>
+          <w:t xml:space="preserve">voir sur GitHub</w:t>
+        </w:r>
+      </w:hyperlink>
+    </w:p>
+    <w:p>
+      <w:pPr>
+        <w:pStyle w:val="ListParagraph"/>
+        <w:numPr>
+          <w:ilvl w:val="0"/>
+          <w:numId w:val="2"/>
+        </w:numPr>
+      </w:pPr>
+      <w:r>
+        <w:rPr>
+          <w:rFonts w:ascii="Consolas" w:cs="Consolas" w:eastAsia="Consolas" w:hAnsi="Consolas"/>
+          <w:color w:val="3B2F8F"/>
+          <w:sz w:val="18"/>
+          <w:szCs w:val="18"/>
+        </w:rPr>
+        <w:t xml:space="preserve">docs/developpement/phases/PHASE_75_CORRESPONDANCES_FOURNISSEURS_A_LECRAN_RESULTATS_AU_DESIGN_DE_LA_2E_MAQ.md</w:t>
+      </w:r>
+      <w:r>
+        <w:t xml:space="preserve"> — modifié — </w:t>
+      </w:r>
+      <w:hyperlink w:history="1" r:id="rIdvo6yrdgc-rlcpwx5ryw60">
+        <w:r>
+          <w:rPr>
+            <w:rStyle w:val="Hyperlink"/>
+          </w:rPr>
+          <w:t xml:space="preserve">voir sur GitHub</w:t>
+        </w:r>
+      </w:hyperlink>
+    </w:p>
+    <w:p>
+      <w:pPr>
+        <w:pStyle w:val="ListParagraph"/>
+        <w:numPr>
+          <w:ilvl w:val="0"/>
+          <w:numId w:val="2"/>
+        </w:numPr>
+      </w:pPr>
+      <w:r>
+        <w:rPr>
+          <w:rFonts w:ascii="Consolas" w:cs="Consolas" w:eastAsia="Consolas" w:hAnsi="Consolas"/>
+          <w:color w:val="3B2F8F"/>
+          <w:sz w:val="18"/>
+          <w:szCs w:val="18"/>
+        </w:rPr>
+        <w:t xml:space="preserve">docs/developpement/phases/PHASE_76_AUDIT_DES_PHASES_67_A_75_ET_CORRECTIONS_DOSSIER_DE_REPRISE_A_JOUR.md</w:t>
+      </w:r>
+      <w:r>
+        <w:t xml:space="preserve"> — créé — </w:t>
+      </w:r>
+      <w:hyperlink w:history="1" r:id="rIdgtsk7w8cy1hda2cijkxjz">
+        <w:r>
+          <w:rPr>
+            <w:rStyle w:val="Hyperlink"/>
+          </w:rPr>
+          <w:t xml:space="preserve">voir sur GitHub</w:t>
+        </w:r>
+      </w:hyperlink>
+    </w:p>
+    <w:p>
+      <w:pPr>
+        <w:pStyle w:val="ListParagraph"/>
+        <w:numPr>
+          <w:ilvl w:val="0"/>
+          <w:numId w:val="2"/>
+        </w:numPr>
+      </w:pPr>
+      <w:r>
+        <w:rPr>
+          <w:rFonts w:ascii="Consolas" w:cs="Consolas" w:eastAsia="Consolas" w:hAnsi="Consolas"/>
+          <w:color w:val="3B2F8F"/>
+          <w:sz w:val="18"/>
+          <w:szCs w:val="18"/>
+        </w:rPr>
+        <w:t xml:space="preserve">docs/developpement/phases/README.md</w:t>
+      </w:r>
+      <w:r>
+        <w:t xml:space="preserve"> — modifié — </w:t>
+      </w:r>
+      <w:hyperlink w:history="1" r:id="rIdxr5zy-hcprswlqrjl61af">
+        <w:r>
+          <w:rPr>
+            <w:rStyle w:val="Hyperlink"/>
+          </w:rPr>
+          <w:t xml:space="preserve">voir sur GitHub</w:t>
+        </w:r>
+      </w:hyperlink>
+    </w:p>
+    <w:p>
+      <w:pPr>
+        <w:pStyle w:val="ListParagraph"/>
+        <w:numPr>
+          <w:ilvl w:val="0"/>
+          <w:numId w:val="2"/>
+        </w:numPr>
+      </w:pPr>
+      <w:r>
+        <w:rPr>
+          <w:rFonts w:ascii="Consolas" w:cs="Consolas" w:eastAsia="Consolas" w:hAnsi="Consolas"/>
+          <w:color w:val="3B2F8F"/>
+          <w:sz w:val="18"/>
+          <w:szCs w:val="18"/>
+        </w:rPr>
+        <w:t xml:space="preserve">docs/developpement/phases/word/PHASE_00_SOCLE_DE_PRODUCTION_ET_CONFIGURATION_DUN_LIEU_VIDE.docx</w:t>
+      </w:r>
+      <w:r>
+        <w:t xml:space="preserve"> — modifié — </w:t>
+      </w:r>
+      <w:hyperlink w:history="1" r:id="rIdllyafkhfunawkmnvpqwow">
+        <w:r>
+          <w:rPr>
+            <w:rStyle w:val="Hyperlink"/>
+          </w:rPr>
+          <w:t xml:space="preserve">voir sur GitHub</w:t>
+        </w:r>
+      </w:hyperlink>
+    </w:p>
+    <w:p>
+      <w:pPr>
+        <w:pStyle w:val="ListParagraph"/>
+        <w:numPr>
+          <w:ilvl w:val="0"/>
+          <w:numId w:val="2"/>
+        </w:numPr>
+      </w:pPr>
+      <w:r>
+        <w:rPr>
+          <w:rFonts w:ascii="Consolas" w:cs="Consolas" w:eastAsia="Consolas" w:hAnsi="Consolas"/>
+          <w:color w:val="3B2F8F"/>
+          <w:sz w:val="18"/>
+          <w:szCs w:val="18"/>
+        </w:rPr>
+        <w:t xml:space="preserve">docs/developpement/phases/word/PHASE_01_MATCHS_CAISSE_MES_CAISSES_JOURNAL_DES_TICKETS.docx</w:t>
+      </w:r>
+      <w:r>
+        <w:t xml:space="preserve"> — modifié — </w:t>
+      </w:r>
+      <w:hyperlink w:history="1" r:id="rIdmrsdo9zfhrdazy2hc5jxt">
+        <w:r>
+          <w:rPr>
+            <w:rStyle w:val="Hyperlink"/>
+          </w:rPr>
+          <w:t xml:space="preserve">voir sur GitHub</w:t>
+        </w:r>
+      </w:hyperlink>
+    </w:p>
+    <w:p>
+      <w:pPr>
+        <w:pStyle w:val="ListParagraph"/>
+        <w:numPr>
+          <w:ilvl w:val="0"/>
+          <w:numId w:val="2"/>
+        </w:numPr>
+      </w:pPr>
+      <w:r>
+        <w:rPr>
+          <w:rFonts w:ascii="Consolas" w:cs="Consolas" w:eastAsia="Consolas" w:hAnsi="Consolas"/>
+          <w:color w:val="3B2F8F"/>
+          <w:sz w:val="18"/>
+          <w:szCs w:val="18"/>
+        </w:rPr>
+        <w:t xml:space="preserve">docs/developpement/phases/word/PHASE_02_RETOUR_DE_DEMONSTRATION_ORGANISATION_EN_6_ENTREES_MAQUETTES.docx</w:t>
+      </w:r>
+      <w:r>
+        <w:t xml:space="preserve"> — modifié — </w:t>
+      </w:r>
+      <w:hyperlink w:history="1" r:id="rIduet6edxvchup0oxaztoly">
+        <w:r>
+          <w:rPr>
+            <w:rStyle w:val="Hyperlink"/>
+          </w:rPr>
+          <w:t xml:space="preserve">voir sur GitHub</w:t>
+        </w:r>
+      </w:hyperlink>
+    </w:p>
+    <w:p>
+      <w:pPr>
+        <w:pStyle w:val="ListParagraph"/>
+        <w:numPr>
+          <w:ilvl w:val="0"/>
+          <w:numId w:val="2"/>
+        </w:numPr>
+      </w:pPr>
+      <w:r>
+        <w:rPr>
+          <w:rFonts w:ascii="Consolas" w:cs="Consolas" w:eastAsia="Consolas" w:hAnsi="Consolas"/>
+          <w:color w:val="3B2F8F"/>
+          <w:sz w:val="18"/>
+          <w:szCs w:val="18"/>
+        </w:rPr>
+        <w:t xml:space="preserve">docs/developpement/phases/word/PHASE_03_VENTE_SANS_RESEAU_LA_TABLETTE_SCELLE_LE_SERVEUR_VERIFIE.docx</w:t>
+      </w:r>
+      <w:r>
+        <w:t xml:space="preserve"> — modifié — </w:t>
+      </w:r>
+      <w:hyperlink w:history="1" r:id="rIdxe0aypzi-sowtovcdvcmw">
+        <w:r>
+          <w:rPr>
+            <w:rStyle w:val="Hyperlink"/>
+          </w:rPr>
+          <w:t xml:space="preserve">voir sur GitHub</w:t>
+        </w:r>
+      </w:hyperlink>
+    </w:p>
+    <w:p>
+      <w:pPr>
+        <w:pStyle w:val="ListParagraph"/>
+        <w:numPr>
+          <w:ilvl w:val="0"/>
+          <w:numId w:val="2"/>
+        </w:numPr>
+      </w:pPr>
+      <w:r>
+        <w:rPr>
+          <w:rFonts w:ascii="Consolas" w:cs="Consolas" w:eastAsia="Consolas" w:hAnsi="Consolas"/>
+          <w:color w:val="3B2F8F"/>
+          <w:sz w:val="18"/>
+          <w:szCs w:val="18"/>
+        </w:rPr>
+        <w:t xml:space="preserve">docs/developpement/phases/word/PHASE_04_SERVEUR_DE_TEST_OVH.docx</w:t>
+      </w:r>
+      <w:r>
+        <w:t xml:space="preserve"> — modifié — </w:t>
+      </w:r>
+      <w:hyperlink w:history="1" r:id="rIdgyn1knb5e7mpnycioil0k">
+        <w:r>
+          <w:rPr>
+            <w:rStyle w:val="Hyperlink"/>
+          </w:rPr>
+          <w:t xml:space="preserve">voir sur GitHub</w:t>
+        </w:r>
+      </w:hyperlink>
+    </w:p>
+    <w:p>
+      <w:pPr>
+        <w:pStyle w:val="ListParagraph"/>
+        <w:numPr>
+          <w:ilvl w:val="0"/>
+          <w:numId w:val="2"/>
+        </w:numPr>
+      </w:pPr>
+      <w:r>
+        <w:rPr>
+          <w:rFonts w:ascii="Consolas" w:cs="Consolas" w:eastAsia="Consolas" w:hAnsi="Consolas"/>
+          <w:color w:val="3B2F8F"/>
+          <w:sz w:val="18"/>
+          <w:szCs w:val="18"/>
+        </w:rPr>
+        <w:t xml:space="preserve">docs/developpement/phases/word/PHASE_05_COMPTES_DES_CAISSIERES_ET_TABLETTES_ENREGISTREES.docx</w:t>
+      </w:r>
+      <w:r>
+        <w:t xml:space="preserve"> — modifié — </w:t>
+      </w:r>
+      <w:hyperlink w:history="1" r:id="rId5gmcv1uk4_duusqltuxls">
+        <w:r>
+          <w:rPr>
+            <w:rStyle w:val="Hyperlink"/>
+          </w:rPr>
+          <w:t xml:space="preserve">voir sur GitHub</w:t>
+        </w:r>
+      </w:hyperlink>
+    </w:p>
+    <w:p>
+      <w:pPr>
+        <w:pStyle w:val="ListParagraph"/>
+        <w:numPr>
+          <w:ilvl w:val="0"/>
+          <w:numId w:val="2"/>
+        </w:numPr>
+      </w:pPr>
+      <w:r>
+        <w:rPr>
+          <w:rFonts w:ascii="Consolas" w:cs="Consolas" w:eastAsia="Consolas" w:hAnsi="Consolas"/>
+          <w:color w:val="3B2F8F"/>
+          <w:sz w:val="18"/>
+          <w:szCs w:val="18"/>
+        </w:rPr>
+        <w:t xml:space="preserve">docs/developpement/phases/word/PHASE_06_TICKET_CLIENT_SUR_DEMANDE_ET_DUPLICATA.docx</w:t>
+      </w:r>
+      <w:r>
+        <w:t xml:space="preserve"> — modifié — </w:t>
+      </w:r>
+      <w:hyperlink w:history="1" r:id="rIdwhfof1ny143soguk5nwc5">
+        <w:r>
+          <w:rPr>
+            <w:rStyle w:val="Hyperlink"/>
+          </w:rPr>
+          <w:t xml:space="preserve">voir sur GitHub</w:t>
+        </w:r>
+      </w:hyperlink>
+    </w:p>
+    <w:p>
+      <w:pPr>
+        <w:pStyle w:val="ListParagraph"/>
+        <w:numPr>
+          <w:ilvl w:val="0"/>
+          <w:numId w:val="2"/>
+        </w:numPr>
+      </w:pPr>
+      <w:r>
+        <w:rPr>
+          <w:rFonts w:ascii="Consolas" w:cs="Consolas" w:eastAsia="Consolas" w:hAnsi="Consolas"/>
+          <w:color w:val="3B2F8F"/>
+          <w:sz w:val="18"/>
+          <w:szCs w:val="18"/>
+        </w:rPr>
+        <w:t xml:space="preserve">docs/developpement/phases/word/PHASE_07_CLOTURE_DU_MATCH_Z_DES_TIROIRS_RECTIFICATION_SIGNEE.docx</w:t>
+      </w:r>
+      <w:r>
+        <w:t xml:space="preserve"> — modifié — </w:t>
+      </w:r>
+      <w:hyperlink w:history="1" r:id="rIdre7vlqa8ei1fgsdip_b2c">
+        <w:r>
+          <w:rPr>
+            <w:rStyle w:val="Hyperlink"/>
+          </w:rPr>
+          <w:t xml:space="preserve">voir sur GitHub</w:t>
+        </w:r>
+      </w:hyperlink>
+    </w:p>
+    <w:p>
+      <w:pPr>
+        <w:pStyle w:val="ListParagraph"/>
+        <w:numPr>
+          <w:ilvl w:val="0"/>
+          <w:numId w:val="2"/>
+        </w:numPr>
+      </w:pPr>
+      <w:r>
+        <w:rPr>
+          <w:rFonts w:ascii="Consolas" w:cs="Consolas" w:eastAsia="Consolas" w:hAnsi="Consolas"/>
+          <w:color w:val="3B2F8F"/>
+          <w:sz w:val="18"/>
+          <w:szCs w:val="18"/>
+        </w:rPr>
+        <w:t xml:space="preserve">docs/developpement/phases/word/PHASE_08_RESULTATS_SUR_LES_VRAIES_VENTES.docx</w:t>
+      </w:r>
+      <w:r>
+        <w:t xml:space="preserve"> — modifié — </w:t>
+      </w:r>
+      <w:hyperlink w:history="1" r:id="rIdnkykqzrznnssthdhuikbt">
+        <w:r>
+          <w:rPr>
+            <w:rStyle w:val="Hyperlink"/>
+          </w:rPr>
+          <w:t xml:space="preserve">voir sur GitHub</w:t>
+        </w:r>
+      </w:hyperlink>
+    </w:p>
+    <w:p>
+      <w:pPr>
+        <w:pStyle w:val="ListParagraph"/>
+        <w:numPr>
+          <w:ilvl w:val="0"/>
+          <w:numId w:val="2"/>
+        </w:numPr>
+      </w:pPr>
+      <w:r>
+        <w:rPr>
+          <w:rFonts w:ascii="Consolas" w:cs="Consolas" w:eastAsia="Consolas" w:hAnsi="Consolas"/>
+          <w:color w:val="3B2F8F"/>
+          <w:sz w:val="18"/>
+          <w:szCs w:val="18"/>
+        </w:rPr>
+        <w:t xml:space="preserve">docs/developpement/phases/word/PHASE_09_EQUIPE_FICHES_PLANNING_MASSE_SALARIALE.docx</w:t>
+      </w:r>
+      <w:r>
+        <w:t xml:space="preserve"> — modifié — </w:t>
+      </w:r>
+      <w:hyperlink w:history="1" r:id="rIddaaod7lqr-cxynz2yuewo">
+        <w:r>
+          <w:rPr>
+            <w:rStyle w:val="Hyperlink"/>
+          </w:rPr>
+          <w:t xml:space="preserve">voir sur GitHub</w:t>
+        </w:r>
+      </w:hyperlink>
+    </w:p>
+    <w:p>
+      <w:pPr>
+        <w:pStyle w:val="ListParagraph"/>
+        <w:numPr>
+          <w:ilvl w:val="0"/>
+          <w:numId w:val="2"/>
+        </w:numPr>
+      </w:pPr>
+      <w:r>
+        <w:rPr>
+          <w:rFonts w:ascii="Consolas" w:cs="Consolas" w:eastAsia="Consolas" w:hAnsi="Consolas"/>
+          <w:color w:val="3B2F8F"/>
+          <w:sz w:val="18"/>
+          <w:szCs w:val="18"/>
+        </w:rPr>
+        <w:t xml:space="preserve">docs/developpement/phases/word/PHASE_10_STOCK_RESERVE_LIVRAISONS_AU_CUMP_MISE_EN_PLACE_COMPTAGE.docx</w:t>
+      </w:r>
+      <w:r>
+        <w:t xml:space="preserve"> — modifié — </w:t>
+      </w:r>
+      <w:hyperlink w:history="1" r:id="rIdavrrrz0yy8_vrwpq06yuc">
+        <w:r>
+          <w:rPr>
+            <w:rStyle w:val="Hyperlink"/>
+          </w:rPr>
+          <w:t xml:space="preserve">voir sur GitHub</w:t>
+        </w:r>
+      </w:hyperlink>
+    </w:p>
+    <w:p>
+      <w:pPr>
+        <w:pStyle w:val="ListParagraph"/>
+        <w:numPr>
+          <w:ilvl w:val="0"/>
+          <w:numId w:val="2"/>
+        </w:numPr>
+      </w:pPr>
+      <w:r>
+        <w:rPr>
+          <w:rFonts w:ascii="Consolas" w:cs="Consolas" w:eastAsia="Consolas" w:hAnsi="Consolas"/>
+          <w:color w:val="3B2F8F"/>
+          <w:sz w:val="18"/>
+          <w:szCs w:val="18"/>
+        </w:rPr>
+        <w:t xml:space="preserve">docs/developpement/phases/word/PHASE_11_REMONTEES_AU_COFFRE_ET_Z_DU_COFFRE.docx</w:t>
+      </w:r>
+      <w:r>
+        <w:t xml:space="preserve"> — modifié — </w:t>
+      </w:r>
+      <w:hyperlink w:history="1" r:id="rIdst-zgpqjyslprkpybbfil">
+        <w:r>
+          <w:rPr>
+            <w:rStyle w:val="Hyperlink"/>
+          </w:rPr>
+          <w:t xml:space="preserve">voir sur GitHub</w:t>
+        </w:r>
+      </w:hyperlink>
+    </w:p>
+    <w:p>
+      <w:pPr>
+        <w:pStyle w:val="ListParagraph"/>
+        <w:numPr>
+          <w:ilvl w:val="0"/>
+          <w:numId w:val="2"/>
+        </w:numPr>
+      </w:pPr>
+      <w:r>
+        <w:rPr>
+          <w:rFonts w:ascii="Consolas" w:cs="Consolas" w:eastAsia="Consolas" w:hAnsi="Consolas"/>
+          <w:color w:val="3B2F8F"/>
+          <w:sz w:val="18"/>
+          <w:szCs w:val="18"/>
+        </w:rPr>
+        <w:t xml:space="preserve">docs/developpement/phases/word/PHASE_12_CLOTURES_MENSUELLE_ET_ANNUELLE_TOTAL_PERPETUEL.docx</w:t>
+      </w:r>
+      <w:r>
+        <w:t xml:space="preserve"> — modifié — </w:t>
+      </w:r>
+      <w:hyperlink w:history="1" r:id="rId_wklmyrq3mccmw61-xzpc">
+        <w:r>
+          <w:rPr>
+            <w:rStyle w:val="Hyperlink"/>
+          </w:rPr>
+          <w:t xml:space="preserve">voir sur GitHub</w:t>
+        </w:r>
+      </w:hyperlink>
+    </w:p>
+    <w:p>
+      <w:pPr>
+        <w:pStyle w:val="ListParagraph"/>
+        <w:numPr>
+          <w:ilvl w:val="0"/>
+          <w:numId w:val="2"/>
+        </w:numPr>
+      </w:pPr>
+      <w:r>
+        <w:rPr>
+          <w:rFonts w:ascii="Consolas" w:cs="Consolas" w:eastAsia="Consolas" w:hAnsi="Consolas"/>
+          <w:color w:val="3B2F8F"/>
+          <w:sz w:val="18"/>
+          <w:szCs w:val="18"/>
+        </w:rPr>
+        <w:t xml:space="preserve">docs/developpement/phases/word/PHASE_13_EXERCICE_PAR_LIEU_SAUVEGARDES_CHIFFREES_HORS_SERVEUR.docx</w:t>
+      </w:r>
+      <w:r>
+        <w:t xml:space="preserve"> — modifié — </w:t>
+      </w:r>
+      <w:hyperlink w:history="1" r:id="rIdasj9oogwq9yabt6xuafvz">
+        <w:r>
+          <w:rPr>
+            <w:rStyle w:val="Hyperlink"/>
+          </w:rPr>
+          <w:t xml:space="preserve">voir sur GitHub</w:t>
+        </w:r>
+      </w:hyperlink>
+    </w:p>
+    <w:p>
+      <w:pPr>
+        <w:pStyle w:val="ListParagraph"/>
+        <w:numPr>
+          <w:ilvl w:val="0"/>
+          <w:numId w:val="2"/>
+        </w:numPr>
+      </w:pPr>
+      <w:r>
+        <w:rPr>
+          <w:rFonts w:ascii="Consolas" w:cs="Consolas" w:eastAsia="Consolas" w:hAnsi="Consolas"/>
+          <w:color w:val="3B2F8F"/>
+          <w:sz w:val="18"/>
+          <w:szCs w:val="18"/>
+        </w:rPr>
+        <w:t xml:space="preserve">docs/developpement/phases/word/PHASE_14_MODE_FORMATION_FACTICE.docx</w:t>
+      </w:r>
+      <w:r>
+        <w:t xml:space="preserve"> — modifié — </w:t>
+      </w:r>
+      <w:hyperlink w:history="1" r:id="rIdwkj0mwjtyouzk0lupkjqx">
+        <w:r>
+          <w:rPr>
+            <w:rStyle w:val="Hyperlink"/>
+          </w:rPr>
+          <w:t xml:space="preserve">voir sur GitHub</w:t>
+        </w:r>
+      </w:hyperlink>
+    </w:p>
+    <w:p>
+      <w:pPr>
+        <w:pStyle w:val="ListParagraph"/>
+        <w:numPr>
+          <w:ilvl w:val="0"/>
+          <w:numId w:val="2"/>
+        </w:numPr>
+      </w:pPr>
+      <w:r>
+        <w:rPr>
+          <w:rFonts w:ascii="Consolas" w:cs="Consolas" w:eastAsia="Consolas" w:hAnsi="Consolas"/>
+          <w:color w:val="3B2F8F"/>
+          <w:sz w:val="18"/>
+          <w:szCs w:val="18"/>
+        </w:rPr>
+        <w:t xml:space="preserve">docs/developpement/phases/word/PHASE_15_EXPORT_POUR_LEXPERT_COMPTABLE.docx</w:t>
+      </w:r>
+      <w:r>
+        <w:t xml:space="preserve"> — modifié — </w:t>
+      </w:r>
+      <w:hyperlink w:history="1" r:id="rIdj-hoscomfm68iwoafrmrg">
+        <w:r>
+          <w:rPr>
+            <w:rStyle w:val="Hyperlink"/>
+          </w:rPr>
+          <w:t xml:space="preserve">voir sur GitHub</w:t>
+        </w:r>
+      </w:hyperlink>
+    </w:p>
+    <w:p>
+      <w:pPr>
+        <w:pStyle w:val="ListParagraph"/>
+        <w:numPr>
+          <w:ilvl w:val="0"/>
+          <w:numId w:val="2"/>
+        </w:numPr>
+      </w:pPr>
+      <w:r>
+        <w:rPr>
+          <w:rFonts w:ascii="Consolas" w:cs="Consolas" w:eastAsia="Consolas" w:hAnsi="Consolas"/>
+          <w:color w:val="3B2F8F"/>
+          <w:sz w:val="18"/>
+          <w:szCs w:val="18"/>
+        </w:rPr>
+        <w:t xml:space="preserve">docs/developpement/phases/word/PHASE_16_CLICK_COLLECT_MOTEUR_DE_PRIX_ET_CATALOGUE.docx</w:t>
+      </w:r>
+      <w:r>
+        <w:t xml:space="preserve"> — modifié — </w:t>
+      </w:r>
+      <w:hyperlink w:history="1" r:id="rIde4g7ixergxcdebnbglf-t">
+        <w:r>
+          <w:rPr>
+            <w:rStyle w:val="Hyperlink"/>
+          </w:rPr>
+          <w:t xml:space="preserve">voir sur GitHub</w:t>
+        </w:r>
+      </w:hyperlink>
+    </w:p>
+    <w:p>
+      <w:pPr>
+        <w:pStyle w:val="ListParagraph"/>
+        <w:numPr>
+          <w:ilvl w:val="0"/>
+          <w:numId w:val="2"/>
+        </w:numPr>
+      </w:pPr>
+      <w:r>
+        <w:rPr>
+          <w:rFonts w:ascii="Consolas" w:cs="Consolas" w:eastAsia="Consolas" w:hAnsi="Consolas"/>
+          <w:color w:val="3B2F8F"/>
+          <w:sz w:val="18"/>
+          <w:szCs w:val="18"/>
+        </w:rPr>
+        <w:t xml:space="preserve">docs/developpement/phases/word/PHASE_17_VUE_TELEPHONE_EN_DIRECT.docx</w:t>
+      </w:r>
+      <w:r>
+        <w:t xml:space="preserve"> — modifié — </w:t>
+      </w:r>
+      <w:hyperlink w:history="1" r:id="rIdc2qxhmk2htkjidrpfoynv">
+        <w:r>
+          <w:rPr>
+            <w:rStyle w:val="Hyperlink"/>
+          </w:rPr>
+          <w:t xml:space="preserve">voir sur GitHub</w:t>
+        </w:r>
+      </w:hyperlink>
+    </w:p>
+    <w:p>
+      <w:pPr>
+        <w:pStyle w:val="ListParagraph"/>
+        <w:numPr>
+          <w:ilvl w:val="0"/>
+          <w:numId w:val="2"/>
+        </w:numPr>
+      </w:pPr>
+      <w:r>
+        <w:rPr>
+          <w:rFonts w:ascii="Consolas" w:cs="Consolas" w:eastAsia="Consolas" w:hAnsi="Consolas"/>
+          <w:color w:val="3B2F8F"/>
+          <w:sz w:val="18"/>
+          <w:szCs w:val="18"/>
+        </w:rPr>
+        <w:t xml:space="preserve">docs/developpement/phases/word/PHASE_18_COUTS_PAR_BUVETTE.docx</w:t>
+      </w:r>
+      <w:r>
+        <w:t xml:space="preserve"> — modifié — </w:t>
+      </w:r>
+      <w:hyperlink w:history="1" r:id="rIdjkifgekpu0u7yo_spab6x">
+        <w:r>
+          <w:rPr>
+            <w:rStyle w:val="Hyperlink"/>
+          </w:rPr>
+          <w:t xml:space="preserve">voir sur GitHub</w:t>
+        </w:r>
+      </w:hyperlink>
+    </w:p>
+    <w:p>
+      <w:pPr>
+        <w:pStyle w:val="ListParagraph"/>
+        <w:numPr>
+          <w:ilvl w:val="0"/>
+          <w:numId w:val="2"/>
+        </w:numPr>
+      </w:pPr>
+      <w:r>
+        <w:rPr>
+          <w:rFonts w:ascii="Consolas" w:cs="Consolas" w:eastAsia="Consolas" w:hAnsi="Consolas"/>
+          <w:color w:val="3B2F8F"/>
+          <w:sz w:val="18"/>
+          <w:szCs w:val="18"/>
+        </w:rPr>
+        <w:t xml:space="preserve">docs/developpement/phases/word/PHASE_19_FIDELITE_PARTIE_GESTION.docx</w:t>
+      </w:r>
+      <w:r>
+        <w:t xml:space="preserve"> — modifié — </w:t>
+      </w:r>
+      <w:hyperlink w:history="1" r:id="rId4i6jpmno2iahhmr5jq2am">
+        <w:r>
+          <w:rPr>
+            <w:rStyle w:val="Hyperlink"/>
+          </w:rPr>
+          <w:t xml:space="preserve">voir sur GitHub</w:t>
+        </w:r>
+      </w:hyperlink>
+    </w:p>
+    <w:p>
+      <w:pPr>
+        <w:pStyle w:val="ListParagraph"/>
+        <w:numPr>
+          <w:ilvl w:val="0"/>
+          <w:numId w:val="2"/>
+        </w:numPr>
+      </w:pPr>
+      <w:r>
+        <w:rPr>
+          <w:rFonts w:ascii="Consolas" w:cs="Consolas" w:eastAsia="Consolas" w:hAnsi="Consolas"/>
+          <w:color w:val="3B2F8F"/>
+          <w:sz w:val="18"/>
+          <w:szCs w:val="18"/>
+        </w:rPr>
+        <w:t xml:space="preserve">docs/developpement/phases/word/PHASE_20_FACTURES_FOURNISSEURS.docx</w:t>
+      </w:r>
+      <w:r>
+        <w:t xml:space="preserve"> — modifié — </w:t>
+      </w:r>
+      <w:hyperlink w:history="1" r:id="rIdn7nzvlk_tvmyttlptrg0f">
+        <w:r>
+          <w:rPr>
+            <w:rStyle w:val="Hyperlink"/>
+          </w:rPr>
+          <w:t xml:space="preserve">voir sur GitHub</w:t>
+        </w:r>
+      </w:hyperlink>
+    </w:p>
+    <w:p>
+      <w:pPr>
+        <w:pStyle w:val="ListParagraph"/>
+        <w:numPr>
+          <w:ilvl w:val="0"/>
+          <w:numId w:val="2"/>
+        </w:numPr>
+      </w:pPr>
+      <w:r>
+        <w:rPr>
+          <w:rFonts w:ascii="Consolas" w:cs="Consolas" w:eastAsia="Consolas" w:hAnsi="Consolas"/>
+          <w:color w:val="3B2F8F"/>
+          <w:sz w:val="18"/>
+          <w:szCs w:val="18"/>
+        </w:rPr>
+        <w:t xml:space="preserve">docs/developpement/phases/word/PHASE_21_BACK_OFFICE_EDITEUR_NIVEAU_1.docx</w:t>
+      </w:r>
+      <w:r>
+        <w:t xml:space="preserve"> — modifié — </w:t>
+      </w:r>
+      <w:hyperlink w:history="1" r:id="rIdtqhx4ue61x_e_zh3_inqw">
+        <w:r>
+          <w:rPr>
+            <w:rStyle w:val="Hyperlink"/>
+          </w:rPr>
+          <w:t xml:space="preserve">voir sur GitHub</w:t>
+        </w:r>
+      </w:hyperlink>
+    </w:p>
+    <w:p>
+      <w:pPr>
+        <w:pStyle w:val="ListParagraph"/>
+        <w:numPr>
+          <w:ilvl w:val="0"/>
+          <w:numId w:val="2"/>
+        </w:numPr>
+      </w:pPr>
+      <w:r>
+        <w:rPr>
+          <w:rFonts w:ascii="Consolas" w:cs="Consolas" w:eastAsia="Consolas" w:hAnsi="Consolas"/>
+          <w:color w:val="3B2F8F"/>
+          <w:sz w:val="18"/>
+          <w:szCs w:val="18"/>
+        </w:rPr>
+        <w:t xml:space="preserve">docs/developpement/phases/word/PHASE_22_DECISIONS_DU_2026_10_01_ET_RECETTES.docx</w:t>
+      </w:r>
+      <w:r>
+        <w:t xml:space="preserve"> — modifié — </w:t>
+      </w:r>
+      <w:hyperlink w:history="1" r:id="rIddae4fylxwxlibp9a7kjhz">
+        <w:r>
+          <w:rPr>
+            <w:rStyle w:val="Hyperlink"/>
+          </w:rPr>
+          <w:t xml:space="preserve">voir sur GitHub</w:t>
+        </w:r>
+      </w:hyperlink>
+    </w:p>
+    <w:p>
+      <w:pPr>
+        <w:pStyle w:val="ListParagraph"/>
+        <w:numPr>
+          <w:ilvl w:val="0"/>
+          <w:numId w:val="2"/>
+        </w:numPr>
+      </w:pPr>
+      <w:r>
+        <w:rPr>
+          <w:rFonts w:ascii="Consolas" w:cs="Consolas" w:eastAsia="Consolas" w:hAnsi="Consolas"/>
+          <w:color w:val="3B2F8F"/>
+          <w:sz w:val="18"/>
+          <w:szCs w:val="18"/>
+        </w:rPr>
+        <w:t xml:space="preserve">docs/developpement/phases/word/PHASE_23_OPTIONS_PAR_LIEU_APPLICATION_INSTALLABLE_LOGO.docx</w:t>
+      </w:r>
+      <w:r>
+        <w:t xml:space="preserve"> — modifié — </w:t>
+      </w:r>
+      <w:hyperlink w:history="1" r:id="rIdm_-0xcim6fo3qc_zwfsdr">
+        <w:r>
+          <w:rPr>
+            <w:rStyle w:val="Hyperlink"/>
+          </w:rPr>
+          <w:t xml:space="preserve">voir sur GitHub</w:t>
+        </w:r>
+      </w:hyperlink>
+    </w:p>
+    <w:p>
+      <w:pPr>
+        <w:pStyle w:val="ListParagraph"/>
+        <w:numPr>
+          <w:ilvl w:val="0"/>
+          <w:numId w:val="2"/>
+        </w:numPr>
+      </w:pPr>
+      <w:r>
+        <w:rPr>
+          <w:rFonts w:ascii="Consolas" w:cs="Consolas" w:eastAsia="Consolas" w:hAnsi="Consolas"/>
+          <w:color w:val="3B2F8F"/>
+          <w:sz w:val="18"/>
+          <w:szCs w:val="18"/>
+        </w:rPr>
+        <w:t xml:space="preserve">docs/developpement/phases/word/PHASE_24_ADRESSE_DU_SITE_FLAIXEXPERT_FLAIXLABS_COM.docx</w:t>
+      </w:r>
+      <w:r>
+        <w:t xml:space="preserve"> — modifié — </w:t>
+      </w:r>
+      <w:hyperlink w:history="1" r:id="rIdjj1v8jqpsjdcdfwa0jfjo">
+        <w:r>
+          <w:rPr>
+            <w:rStyle w:val="Hyperlink"/>
+          </w:rPr>
+          <w:t xml:space="preserve">voir sur GitHub</w:t>
+        </w:r>
+      </w:hyperlink>
+    </w:p>
+    <w:p>
+      <w:pPr>
+        <w:pStyle w:val="ListParagraph"/>
+        <w:numPr>
+          <w:ilvl w:val="0"/>
+          <w:numId w:val="2"/>
+        </w:numPr>
+      </w:pPr>
+      <w:r>
+        <w:rPr>
+          <w:rFonts w:ascii="Consolas" w:cs="Consolas" w:eastAsia="Consolas" w:hAnsi="Consolas"/>
+          <w:color w:val="3B2F8F"/>
+          <w:sz w:val="18"/>
+          <w:szCs w:val="18"/>
+        </w:rPr>
+        <w:t xml:space="preserve">docs/developpement/phases/word/PHASE_25_MARQUE_FLAIX_EXPERT_LIEUX_ET_DIRECTEURS_DEPUIS_LE_BACK_OFFICE_MOTS_DE_.docx</w:t>
+      </w:r>
+      <w:r>
+        <w:t xml:space="preserve"> — modifié — </w:t>
+      </w:r>
+      <w:hyperlink w:history="1" r:id="rIdwum5x0gm6-urnadaxa9sk">
+        <w:r>
+          <w:rPr>
+            <w:rStyle w:val="Hyperlink"/>
+          </w:rPr>
+          <w:t xml:space="preserve">voir sur GitHub</w:t>
+        </w:r>
+      </w:hyperlink>
+    </w:p>
+    <w:p>
+      <w:pPr>
+        <w:pStyle w:val="ListParagraph"/>
+        <w:numPr>
+          <w:ilvl w:val="0"/>
+          <w:numId w:val="2"/>
+        </w:numPr>
+      </w:pPr>
+      <w:r>
+        <w:rPr>
+          <w:rFonts w:ascii="Consolas" w:cs="Consolas" w:eastAsia="Consolas" w:hAnsi="Consolas"/>
+          <w:color w:val="3B2F8F"/>
+          <w:sz w:val="18"/>
+          <w:szCs w:val="18"/>
+        </w:rPr>
+        <w:t xml:space="preserve">docs/developpement/phases/word/PHASE_26_CLICK_COLLECT_NEUTRE_EXPORT_COMPTABLE_DANS_LA_BASE_ASSIETTE_DE_LA_COMM.docx</w:t>
+      </w:r>
+      <w:r>
+        <w:t xml:space="preserve"> — modifié — </w:t>
+      </w:r>
+      <w:hyperlink w:history="1" r:id="rIdjyschwqxgj5hz_q_5ge7h">
+        <w:r>
+          <w:rPr>
+            <w:rStyle w:val="Hyperlink"/>
+          </w:rPr>
+          <w:t xml:space="preserve">voir sur GitHub</w:t>
+        </w:r>
+      </w:hyperlink>
+    </w:p>
+    <w:p>
+      <w:pPr>
+        <w:pStyle w:val="ListParagraph"/>
+        <w:numPr>
+          <w:ilvl w:val="0"/>
+          <w:numId w:val="2"/>
+        </w:numPr>
+      </w:pPr>
+      <w:r>
+        <w:rPr>
+          <w:rFonts w:ascii="Consolas" w:cs="Consolas" w:eastAsia="Consolas" w:hAnsi="Consolas"/>
+          <w:color w:val="3B2F8F"/>
+          <w:sz w:val="18"/>
+          <w:szCs w:val="18"/>
+        </w:rPr>
+        <w:t xml:space="preserve">docs/developpement/phases/word/PHASE_27_STOCK_DES_INGREDIENTS_AU_CHOIX_BIERE_PRESSION.docx</w:t>
+      </w:r>
+      <w:r>
+        <w:t xml:space="preserve"> — modifié — </w:t>
+      </w:r>
+      <w:hyperlink w:history="1" r:id="rIdgqwvyityvp6o2csenxan3">
+        <w:r>
+          <w:rPr>
+            <w:rStyle w:val="Hyperlink"/>
+          </w:rPr>
+          <w:t xml:space="preserve">voir sur GitHub</w:t>
+        </w:r>
+      </w:hyperlink>
+    </w:p>
+    <w:p>
+      <w:pPr>
+        <w:pStyle w:val="ListParagraph"/>
+        <w:numPr>
+          <w:ilvl w:val="0"/>
+          <w:numId w:val="2"/>
+        </w:numPr>
+      </w:pPr>
+      <w:r>
+        <w:rPr>
+          <w:rFonts w:ascii="Consolas" w:cs="Consolas" w:eastAsia="Consolas" w:hAnsi="Consolas"/>
+          <w:color w:val="3B2F8F"/>
+          <w:sz w:val="18"/>
+          <w:szCs w:val="18"/>
+        </w:rPr>
+        <w:t xml:space="preserve">docs/developpement/phases/word/PHASE_28_LOGO_OFFICIEL_V2.docx</w:t>
+      </w:r>
+      <w:r>
+        <w:t xml:space="preserve"> — modifié — </w:t>
+      </w:r>
+      <w:hyperlink w:history="1" r:id="rIdebpi6lz8tbr6mijombbk_">
+        <w:r>
+          <w:rPr>
+            <w:rStyle w:val="Hyperlink"/>
+          </w:rPr>
+          <w:t xml:space="preserve">voir sur GitHub</w:t>
+        </w:r>
+      </w:hyperlink>
+    </w:p>
+    <w:p>
+      <w:pPr>
+        <w:pStyle w:val="ListParagraph"/>
+        <w:numPr>
+          <w:ilvl w:val="0"/>
+          <w:numId w:val="2"/>
+        </w:numPr>
+      </w:pPr>
+      <w:r>
+        <w:rPr>
+          <w:rFonts w:ascii="Consolas" w:cs="Consolas" w:eastAsia="Consolas" w:hAnsi="Consolas"/>
+          <w:color w:val="3B2F8F"/>
+          <w:sz w:val="18"/>
+          <w:szCs w:val="18"/>
+        </w:rPr>
+        <w:t xml:space="preserve">docs/developpement/phases/word/PHASE_29_DOSSIER_DE_CONFORMITE_V0_1.docx</w:t>
+      </w:r>
+      <w:r>
+        <w:t xml:space="preserve"> — modifié — </w:t>
+      </w:r>
+      <w:hyperlink w:history="1" r:id="rIdgcdcftexaqgn62j_jv12o">
+        <w:r>
+          <w:rPr>
+            <w:rStyle w:val="Hyperlink"/>
+          </w:rPr>
+          <w:t xml:space="preserve">voir sur GitHub</w:t>
+        </w:r>
+      </w:hyperlink>
+    </w:p>
+    <w:p>
+      <w:pPr>
+        <w:pStyle w:val="ListParagraph"/>
+        <w:numPr>
+          <w:ilvl w:val="0"/>
+          <w:numId w:val="2"/>
+        </w:numPr>
+      </w:pPr>
+      <w:r>
+        <w:rPr>
+          <w:rFonts w:ascii="Consolas" w:cs="Consolas" w:eastAsia="Consolas" w:hAnsi="Consolas"/>
+          <w:color w:val="3B2F8F"/>
+          <w:sz w:val="18"/>
+          <w:szCs w:val="18"/>
+        </w:rPr>
+        <w:t xml:space="preserve">docs/developpement/phases/word/PHASE_30_FIDELITE_A_LA_CAISSE_CODE_PROMO_ET_POINTS_DANS_LE_TICKET_SCELLE.docx</w:t>
+      </w:r>
+      <w:r>
+        <w:t xml:space="preserve"> — modifié — </w:t>
+      </w:r>
+      <w:hyperlink w:history="1" r:id="rIdjnp3b62yqzudeg8iaot8v">
+        <w:r>
+          <w:rPr>
+            <w:rStyle w:val="Hyperlink"/>
+          </w:rPr>
+          <w:t xml:space="preserve">voir sur GitHub</w:t>
+        </w:r>
+      </w:hyperlink>
+    </w:p>
+    <w:p>
+      <w:pPr>
+        <w:pStyle w:val="ListParagraph"/>
+        <w:numPr>
+          <w:ilvl w:val="0"/>
+          <w:numId w:val="2"/>
+        </w:numPr>
+      </w:pPr>
+      <w:r>
+        <w:rPr>
+          <w:rFonts w:ascii="Consolas" w:cs="Consolas" w:eastAsia="Consolas" w:hAnsi="Consolas"/>
+          <w:color w:val="3B2F8F"/>
+          <w:sz w:val="18"/>
+          <w:szCs w:val="18"/>
+        </w:rPr>
+        <w:t xml:space="preserve">docs/developpement/phases/word/PHASE_31_SUIVI_DU_DEVELOPPEMENT_ET_PREPARATION_DE_LAUDIT_CODEX.docx</w:t>
+      </w:r>
+      <w:r>
+        <w:t xml:space="preserve"> — modifié — </w:t>
+      </w:r>
+      <w:hyperlink w:history="1" r:id="rIdjuextkk3irxgq3q-27zrw">
+        <w:r>
+          <w:rPr>
+            <w:rStyle w:val="Hyperlink"/>
+          </w:rPr>
+          <w:t xml:space="preserve">voir sur GitHub</w:t>
+        </w:r>
+      </w:hyperlink>
+    </w:p>
+    <w:p>
+      <w:pPr>
+        <w:pStyle w:val="ListParagraph"/>
+        <w:numPr>
+          <w:ilvl w:val="0"/>
+          <w:numId w:val="2"/>
+        </w:numPr>
+      </w:pPr>
+      <w:r>
+        <w:rPr>
+          <w:rFonts w:ascii="Consolas" w:cs="Consolas" w:eastAsia="Consolas" w:hAnsi="Consolas"/>
+          <w:color w:val="3B2F8F"/>
+          <w:sz w:val="18"/>
+          <w:szCs w:val="18"/>
+        </w:rPr>
+        <w:t xml:space="preserve">docs/developpement/phases/word/PHASE_32_PREMIER_AUDIT_CODEX_ET_CORRECTIONS.docx</w:t>
+      </w:r>
+      <w:r>
+        <w:t xml:space="preserve"> — modifié — </w:t>
+      </w:r>
+      <w:hyperlink w:history="1" r:id="rIdz-4ntwpa0fhylug9cgfl1">
+        <w:r>
+          <w:rPr>
+            <w:rStyle w:val="Hyperlink"/>
+          </w:rPr>
+          <w:t xml:space="preserve">voir sur GitHub</w:t>
+        </w:r>
+      </w:hyperlink>
+    </w:p>
+    <w:p>
+      <w:pPr>
+        <w:pStyle w:val="ListParagraph"/>
+        <w:numPr>
+          <w:ilvl w:val="0"/>
+          <w:numId w:val="2"/>
+        </w:numPr>
+      </w:pPr>
+      <w:r>
+        <w:rPr>
+          <w:rFonts w:ascii="Consolas" w:cs="Consolas" w:eastAsia="Consolas" w:hAnsi="Consolas"/>
+          <w:color w:val="3B2F8F"/>
+          <w:sz w:val="18"/>
+          <w:szCs w:val="18"/>
+        </w:rPr>
+        <w:t xml:space="preserve">docs/developpement/phases/word/PHASE_33_CAISSE_AUTOMATIQUE_SELON_LA_DATE_CLOTURE_PAR_LE_DIRECTEUR_EVENEMENT_PA.docx</w:t>
+      </w:r>
+      <w:r>
+        <w:t xml:space="preserve"> — modifié — </w:t>
+      </w:r>
+      <w:hyperlink w:history="1" r:id="rIdlkxbwwatrd3jx42zwqnsf">
+        <w:r>
+          <w:rPr>
+            <w:rStyle w:val="Hyperlink"/>
+          </w:rPr>
+          <w:t xml:space="preserve">voir sur GitHub</w:t>
+        </w:r>
+      </w:hyperlink>
+    </w:p>
+    <w:p>
+      <w:pPr>
+        <w:pStyle w:val="ListParagraph"/>
+        <w:numPr>
+          <w:ilvl w:val="0"/>
+          <w:numId w:val="2"/>
+        </w:numPr>
+      </w:pPr>
+      <w:r>
+        <w:rPr>
+          <w:rFonts w:ascii="Consolas" w:cs="Consolas" w:eastAsia="Consolas" w:hAnsi="Consolas"/>
+          <w:color w:val="3B2F8F"/>
+          <w:sz w:val="18"/>
+          <w:szCs w:val="18"/>
+        </w:rPr>
+        <w:t xml:space="preserve">docs/developpement/phases/word/PHASE_34_RAPPORT_DE_SOIREE_FIGE_A_LA_CLOTURE_IMPRIMABLE_ET_EN_PDF.docx</w:t>
+      </w:r>
+      <w:r>
+        <w:t xml:space="preserve"> — modifié — </w:t>
+      </w:r>
+      <w:hyperlink w:history="1" r:id="rIdx212vpm-8cg31x3enuxvm">
+        <w:r>
+          <w:rPr>
+            <w:rStyle w:val="Hyperlink"/>
+          </w:rPr>
+          <w:t xml:space="preserve">voir sur GitHub</w:t>
+        </w:r>
+      </w:hyperlink>
+    </w:p>
+    <w:p>
+      <w:pPr>
+        <w:pStyle w:val="ListParagraph"/>
+        <w:numPr>
+          <w:ilvl w:val="0"/>
+          <w:numId w:val="2"/>
+        </w:numPr>
+      </w:pPr>
+      <w:r>
+        <w:rPr>
+          <w:rFonts w:ascii="Consolas" w:cs="Consolas" w:eastAsia="Consolas" w:hAnsi="Consolas"/>
+          <w:color w:val="3B2F8F"/>
+          <w:sz w:val="18"/>
+          <w:szCs w:val="18"/>
+        </w:rPr>
+        <w:t xml:space="preserve">docs/developpement/phases/word/PHASE_35_CIBLES_DE_MARGE_ET_GESTION_FINANCIERE_DE_LA_SOIREE.docx</w:t>
+      </w:r>
+      <w:r>
+        <w:t xml:space="preserve"> — modifié — </w:t>
+      </w:r>
+      <w:hyperlink w:history="1" r:id="rIdweg-msgte4rtcx59hiadz">
+        <w:r>
+          <w:rPr>
+            <w:rStyle w:val="Hyperlink"/>
+          </w:rPr>
+          <w:t xml:space="preserve">voir sur GitHub</w:t>
+        </w:r>
+      </w:hyperlink>
+    </w:p>
+    <w:p>
+      <w:pPr>
+        <w:pStyle w:val="ListParagraph"/>
+        <w:numPr>
+          <w:ilvl w:val="0"/>
+          <w:numId w:val="2"/>
+        </w:numPr>
+      </w:pPr>
+      <w:r>
+        <w:rPr>
+          <w:rFonts w:ascii="Consolas" w:cs="Consolas" w:eastAsia="Consolas" w:hAnsi="Consolas"/>
+          <w:color w:val="3B2F8F"/>
+          <w:sz w:val="18"/>
+          <w:szCs w:val="18"/>
+        </w:rPr>
+        <w:t xml:space="preserve">docs/developpement/phases/word/PHASE_36_BILAN_SUR_UNE_PERIODE_DU_AU.docx</w:t>
+      </w:r>
+      <w:r>
+        <w:t xml:space="preserve"> — modifié — </w:t>
+      </w:r>
+      <w:hyperlink w:history="1" r:id="rIdzrm9nota7rach7a4a-wc7">
+        <w:r>
+          <w:rPr>
+            <w:rStyle w:val="Hyperlink"/>
+          </w:rPr>
+          <w:t xml:space="preserve">voir sur GitHub</w:t>
+        </w:r>
+      </w:hyperlink>
+    </w:p>
+    <w:p>
+      <w:pPr>
+        <w:pStyle w:val="ListParagraph"/>
+        <w:numPr>
+          <w:ilvl w:val="0"/>
+          <w:numId w:val="2"/>
+        </w:numPr>
+      </w:pPr>
+      <w:r>
+        <w:rPr>
+          <w:rFonts w:ascii="Consolas" w:cs="Consolas" w:eastAsia="Consolas" w:hAnsi="Consolas"/>
+          <w:color w:val="3B2F8F"/>
+          <w:sz w:val="18"/>
+          <w:szCs w:val="18"/>
+        </w:rPr>
+        <w:t xml:space="preserve">docs/developpement/phases/word/PHASE_37_BRIEF_DE_FIN_DE_SOIREE_EN_NOTIFICATION_SUR_LE_TELEPHONE.docx</w:t>
+      </w:r>
+      <w:r>
+        <w:t xml:space="preserve"> — modifié — </w:t>
+      </w:r>
+      <w:hyperlink w:history="1" r:id="rIdmj0ttwusbwya6bodhygxs">
+        <w:r>
+          <w:rPr>
+            <w:rStyle w:val="Hyperlink"/>
+          </w:rPr>
+          <w:t xml:space="preserve">voir sur GitHub</w:t>
+        </w:r>
+      </w:hyperlink>
+    </w:p>
+    <w:p>
+      <w:pPr>
+        <w:pStyle w:val="ListParagraph"/>
+        <w:numPr>
+          <w:ilvl w:val="0"/>
+          <w:numId w:val="2"/>
+        </w:numPr>
+      </w:pPr>
+      <w:r>
+        <w:rPr>
+          <w:rFonts w:ascii="Consolas" w:cs="Consolas" w:eastAsia="Consolas" w:hAnsi="Consolas"/>
+          <w:color w:val="3B2F8F"/>
+          <w:sz w:val="18"/>
+          <w:szCs w:val="18"/>
+        </w:rPr>
+        <w:t xml:space="preserve">docs/developpement/phases/word/PHASE_38_ASSISTANT_POSE_TA_QUESTION_ET_BRIEF_REFORMULE_PAR_MISTRAL.docx</w:t>
+      </w:r>
+      <w:r>
+        <w:t xml:space="preserve"> — modifié — </w:t>
+      </w:r>
+      <w:hyperlink w:history="1" r:id="rIdzehcmbwigkfa0pjtcovbk">
+        <w:r>
+          <w:rPr>
+            <w:rStyle w:val="Hyperlink"/>
+          </w:rPr>
+          <w:t xml:space="preserve">voir sur GitHub</w:t>
+        </w:r>
+      </w:hyperlink>
+    </w:p>
+    <w:p>
+      <w:pPr>
+        <w:pStyle w:val="ListParagraph"/>
+        <w:numPr>
+          <w:ilvl w:val="0"/>
+          <w:numId w:val="2"/>
+        </w:numPr>
+      </w:pPr>
+      <w:r>
+        <w:rPr>
+          <w:rFonts w:ascii="Consolas" w:cs="Consolas" w:eastAsia="Consolas" w:hAnsi="Consolas"/>
+          <w:color w:val="3B2F8F"/>
+          <w:sz w:val="18"/>
+          <w:szCs w:val="18"/>
+        </w:rPr>
+        <w:t xml:space="preserve">docs/developpement/phases/word/PHASE_39_REVENUE_ENGINE_OU_JE_PERDS_DE_LARGENT.docx</w:t>
+      </w:r>
+      <w:r>
+        <w:t xml:space="preserve"> — modifié — </w:t>
+      </w:r>
+      <w:hyperlink w:history="1" r:id="rIdvdcyk0ckghzthamj9mxht">
+        <w:r>
+          <w:rPr>
+            <w:rStyle w:val="Hyperlink"/>
+          </w:rPr>
+          <w:t xml:space="preserve">voir sur GitHub</w:t>
+        </w:r>
+      </w:hyperlink>
+    </w:p>
+    <w:p>
+      <w:pPr>
+        <w:pStyle w:val="ListParagraph"/>
+        <w:numPr>
+          <w:ilvl w:val="0"/>
+          <w:numId w:val="2"/>
+        </w:numPr>
+      </w:pPr>
+      <w:r>
+        <w:rPr>
+          <w:rFonts w:ascii="Consolas" w:cs="Consolas" w:eastAsia="Consolas" w:hAnsi="Consolas"/>
+          <w:color w:val="3B2F8F"/>
+          <w:sz w:val="18"/>
+          <w:szCs w:val="18"/>
+        </w:rPr>
+        <w:t xml:space="preserve">docs/developpement/phases/word/PHASE_40_TEMPS_DE_PRISE_DE_COMMANDE_PAR_CAISSE_ET_PAR_STAND.docx</w:t>
+      </w:r>
+      <w:r>
+        <w:t xml:space="preserve"> — modifié — </w:t>
+      </w:r>
+      <w:hyperlink w:history="1" r:id="rIdc8h0zbgruuaxhac9yypw7">
+        <w:r>
+          <w:rPr>
+            <w:rStyle w:val="Hyperlink"/>
+          </w:rPr>
+          <w:t xml:space="preserve">voir sur GitHub</w:t>
+        </w:r>
+      </w:hyperlink>
+    </w:p>
+    <w:p>
+      <w:pPr>
+        <w:pStyle w:val="ListParagraph"/>
+        <w:numPr>
+          <w:ilvl w:val="0"/>
+          <w:numId w:val="2"/>
+        </w:numPr>
+      </w:pPr>
+      <w:r>
+        <w:rPr>
+          <w:rFonts w:ascii="Consolas" w:cs="Consolas" w:eastAsia="Consolas" w:hAnsi="Consolas"/>
+          <w:color w:val="3B2F8F"/>
+          <w:sz w:val="18"/>
+          <w:szCs w:val="18"/>
+        </w:rPr>
+        <w:t xml:space="preserve">docs/developpement/phases/word/PHASE_41_CENTRE_DALERTES_ET_RUPTURE_DE_STOCK_POUSSEE_SUR_LE_TELEPHONE.docx</w:t>
+      </w:r>
+      <w:r>
+        <w:t xml:space="preserve"> — modifié — </w:t>
+      </w:r>
+      <w:hyperlink w:history="1" r:id="rIdygczqer6sh2zz07nxz7oi">
+        <w:r>
+          <w:rPr>
+            <w:rStyle w:val="Hyperlink"/>
+          </w:rPr>
+          <w:t xml:space="preserve">voir sur GitHub</w:t>
+        </w:r>
+      </w:hyperlink>
+    </w:p>
+    <w:p>
+      <w:pPr>
+        <w:pStyle w:val="ListParagraph"/>
+        <w:numPr>
+          <w:ilvl w:val="0"/>
+          <w:numId w:val="2"/>
+        </w:numPr>
+      </w:pPr>
+      <w:r>
+        <w:rPr>
+          <w:rFonts w:ascii="Consolas" w:cs="Consolas" w:eastAsia="Consolas" w:hAnsi="Consolas"/>
+          <w:color w:val="3B2F8F"/>
+          <w:sz w:val="18"/>
+          <w:szCs w:val="18"/>
+        </w:rPr>
+        <w:t xml:space="preserve">docs/developpement/phases/word/PHASE_42_COMPARAISON_DES_PRIX_ENTRE_FOURNISSEURS.docx</w:t>
+      </w:r>
+      <w:r>
+        <w:t xml:space="preserve"> — modifié — </w:t>
+      </w:r>
+      <w:hyperlink w:history="1" r:id="rIdnguk8izaigfmpwzgj04pk">
+        <w:r>
+          <w:rPr>
+            <w:rStyle w:val="Hyperlink"/>
+          </w:rPr>
+          <w:t xml:space="preserve">voir sur GitHub</w:t>
+        </w:r>
+      </w:hyperlink>
+    </w:p>
+    <w:p>
+      <w:pPr>
+        <w:pStyle w:val="ListParagraph"/>
+        <w:numPr>
+          <w:ilvl w:val="0"/>
+          <w:numId w:val="2"/>
+        </w:numPr>
+      </w:pPr>
+      <w:r>
+        <w:rPr>
+          <w:rFonts w:ascii="Consolas" w:cs="Consolas" w:eastAsia="Consolas" w:hAnsi="Consolas"/>
+          <w:color w:val="3B2F8F"/>
+          <w:sz w:val="18"/>
+          <w:szCs w:val="18"/>
+        </w:rPr>
+        <w:t xml:space="preserve">docs/developpement/phases/word/PHASE_43_BACK_OFFICE_NIVEAU_2_SUPPORT_SUR_AUTORISATION_DU_LIEU.docx</w:t>
+      </w:r>
+      <w:r>
+        <w:t xml:space="preserve"> — modifié — </w:t>
+      </w:r>
+      <w:hyperlink w:history="1" r:id="rIdlz9ap1syhpghuklmbj4mr">
+        <w:r>
+          <w:rPr>
+            <w:rStyle w:val="Hyperlink"/>
+          </w:rPr>
+          <w:t xml:space="preserve">voir sur GitHub</w:t>
+        </w:r>
+      </w:hyperlink>
+    </w:p>
+    <w:p>
+      <w:pPr>
+        <w:pStyle w:val="ListParagraph"/>
+        <w:numPr>
+          <w:ilvl w:val="0"/>
+          <w:numId w:val="2"/>
+        </w:numPr>
+      </w:pPr>
+      <w:r>
+        <w:rPr>
+          <w:rFonts w:ascii="Consolas" w:cs="Consolas" w:eastAsia="Consolas" w:hAnsi="Consolas"/>
+          <w:color w:val="3B2F8F"/>
+          <w:sz w:val="18"/>
+          <w:szCs w:val="18"/>
+        </w:rPr>
+        <w:t xml:space="preserve">docs/developpement/phases/word/PHASE_44_PREVISION_DU_PROCHAIN_EVENEMENT.docx</w:t>
+      </w:r>
+      <w:r>
+        <w:t xml:space="preserve"> — modifié — </w:t>
+      </w:r>
+      <w:hyperlink w:history="1" r:id="rIdb44smqf0ll3vpm3xdjrvc">
+        <w:r>
+          <w:rPr>
+            <w:rStyle w:val="Hyperlink"/>
+          </w:rPr>
+          <w:t xml:space="preserve">voir sur GitHub</w:t>
+        </w:r>
+      </w:hyperlink>
+    </w:p>
+    <w:p>
+      <w:pPr>
+        <w:pStyle w:val="ListParagraph"/>
+        <w:numPr>
+          <w:ilvl w:val="0"/>
+          <w:numId w:val="2"/>
+        </w:numPr>
+      </w:pPr>
+      <w:r>
+        <w:rPr>
+          <w:rFonts w:ascii="Consolas" w:cs="Consolas" w:eastAsia="Consolas" w:hAnsi="Consolas"/>
+          <w:color w:val="3B2F8F"/>
+          <w:sz w:val="18"/>
+          <w:szCs w:val="18"/>
+        </w:rPr>
+        <w:t xml:space="preserve">docs/developpement/phases/word/PHASE_45_IA_OVHCLOUD_SEUL_COMME_MOTEUR_DE_LANGAGE_DE_LAGENT.docx</w:t>
+      </w:r>
+      <w:r>
+        <w:t xml:space="preserve"> — modifié — </w:t>
+      </w:r>
+      <w:hyperlink w:history="1" r:id="rId7kklqco9gxaqfnr5e9yhq">
+        <w:r>
+          <w:rPr>
+            <w:rStyle w:val="Hyperlink"/>
+          </w:rPr>
+          <w:t xml:space="preserve">voir sur GitHub</w:t>
+        </w:r>
+      </w:hyperlink>
+    </w:p>
+    <w:p>
+      <w:pPr>
+        <w:pStyle w:val="ListParagraph"/>
+        <w:numPr>
+          <w:ilvl w:val="0"/>
+          <w:numId w:val="2"/>
+        </w:numPr>
+      </w:pPr>
+      <w:r>
+        <w:rPr>
+          <w:rFonts w:ascii="Consolas" w:cs="Consolas" w:eastAsia="Consolas" w:hAnsi="Consolas"/>
+          <w:color w:val="3B2F8F"/>
+          <w:sz w:val="18"/>
+          <w:szCs w:val="18"/>
+        </w:rPr>
+        <w:t xml:space="preserve">docs/developpement/phases/word/PHASE_46_E_MAILS_PAR_BREVO_RAPPORT_DE_SOIREE_ET_RECTIFICATIONS.docx</w:t>
+      </w:r>
+      <w:r>
+        <w:t xml:space="preserve"> — modifié — </w:t>
+      </w:r>
+      <w:hyperlink w:history="1" r:id="rIdfaxml7l-cr0rmr7rlifdg">
+        <w:r>
+          <w:rPr>
+            <w:rStyle w:val="Hyperlink"/>
+          </w:rPr>
+          <w:t xml:space="preserve">voir sur GitHub</w:t>
+        </w:r>
+      </w:hyperlink>
+    </w:p>
+    <w:p>
+      <w:pPr>
+        <w:pStyle w:val="ListParagraph"/>
+        <w:numPr>
+          <w:ilvl w:val="0"/>
+          <w:numId w:val="2"/>
+        </w:numPr>
+      </w:pPr>
+      <w:r>
+        <w:rPr>
+          <w:rFonts w:ascii="Consolas" w:cs="Consolas" w:eastAsia="Consolas" w:hAnsi="Consolas"/>
+          <w:color w:val="3B2F8F"/>
+          <w:sz w:val="18"/>
+          <w:szCs w:val="18"/>
+        </w:rPr>
+        <w:t xml:space="preserve">docs/developpement/phases/word/PHASE_47_CARTE_ABONNE_DANS_APPLE_WALLET_ET_GOOGLE_WALLET.docx</w:t>
+      </w:r>
+      <w:r>
+        <w:t xml:space="preserve"> — modifié — </w:t>
+      </w:r>
+      <w:hyperlink w:history="1" r:id="rId7t6cpxlkowqesoe1vcdae">
+        <w:r>
+          <w:rPr>
+            <w:rStyle w:val="Hyperlink"/>
+          </w:rPr>
+          <w:t xml:space="preserve">voir sur GitHub</w:t>
+        </w:r>
+      </w:hyperlink>
+    </w:p>
+    <w:p>
+      <w:pPr>
+        <w:pStyle w:val="ListParagraph"/>
+        <w:numPr>
+          <w:ilvl w:val="0"/>
+          <w:numId w:val="2"/>
+        </w:numPr>
+      </w:pPr>
+      <w:r>
+        <w:rPr>
+          <w:rFonts w:ascii="Consolas" w:cs="Consolas" w:eastAsia="Consolas" w:hAnsi="Consolas"/>
+          <w:color w:val="3B2F8F"/>
+          <w:sz w:val="18"/>
+          <w:szCs w:val="18"/>
+        </w:rPr>
+        <w:t xml:space="preserve">docs/developpement/phases/word/PHASE_48_DESIGN_DE_LA_CARTE_ABONNE_LOGO_BANNIERE_COULEURS_TEXTES_ET_LIENS.docx</w:t>
+      </w:r>
+      <w:r>
+        <w:t xml:space="preserve"> — modifié — </w:t>
+      </w:r>
+      <w:hyperlink w:history="1" r:id="rIdzbe2ufg0p_ebp_hukyahm">
+        <w:r>
+          <w:rPr>
+            <w:rStyle w:val="Hyperlink"/>
+          </w:rPr>
+          <w:t xml:space="preserve">voir sur GitHub</w:t>
+        </w:r>
+      </w:hyperlink>
+    </w:p>
+    <w:p>
+      <w:pPr>
+        <w:pStyle w:val="ListParagraph"/>
+        <w:numPr>
+          <w:ilvl w:val="0"/>
+          <w:numId w:val="2"/>
+        </w:numPr>
+      </w:pPr>
+      <w:r>
+        <w:rPr>
+          <w:rFonts w:ascii="Consolas" w:cs="Consolas" w:eastAsia="Consolas" w:hAnsi="Consolas"/>
+          <w:color w:val="3B2F8F"/>
+          <w:sz w:val="18"/>
+          <w:szCs w:val="18"/>
+        </w:rPr>
+        <w:t xml:space="preserve">docs/developpement/phases/word/PHASE_49_AUDITS_DU_2026_10_05_CLAUDE_PUIS_CODEX_ET_CORRECTIONS.docx</w:t>
+      </w:r>
+      <w:r>
+        <w:t xml:space="preserve"> — modifié — </w:t>
+      </w:r>
+      <w:hyperlink w:history="1" r:id="rIds9pe6j3znfezkruvaqbnk">
+        <w:r>
+          <w:rPr>
+            <w:rStyle w:val="Hyperlink"/>
+          </w:rPr>
+          <w:t xml:space="preserve">voir sur GitHub</w:t>
+        </w:r>
+      </w:hyperlink>
+    </w:p>
+    <w:p>
+      <w:pPr>
+        <w:pStyle w:val="ListParagraph"/>
+        <w:numPr>
+          <w:ilvl w:val="0"/>
+          <w:numId w:val="2"/>
+        </w:numPr>
+      </w:pPr>
+      <w:r>
+        <w:rPr>
+          <w:rFonts w:ascii="Consolas" w:cs="Consolas" w:eastAsia="Consolas" w:hAnsi="Consolas"/>
+          <w:color w:val="3B2F8F"/>
+          <w:sz w:val="18"/>
+          <w:szCs w:val="18"/>
+        </w:rPr>
+        <w:t xml:space="preserve">docs/developpement/phases/word/PHASE_50_COMPTEUR_DE_CONSOMMATION_DE_LIA_DANS_LE_BACK_OFFICE.docx</w:t>
+      </w:r>
+      <w:r>
+        <w:t xml:space="preserve"> — modifié — </w:t>
+      </w:r>
+      <w:hyperlink w:history="1" r:id="rId3wjhfc1z0w_cmdmrqltis">
+        <w:r>
+          <w:rPr>
+            <w:rStyle w:val="Hyperlink"/>
+          </w:rPr>
+          <w:t xml:space="preserve">voir sur GitHub</w:t>
+        </w:r>
+      </w:hyperlink>
+    </w:p>
+    <w:p>
+      <w:pPr>
+        <w:pStyle w:val="ListParagraph"/>
+        <w:numPr>
+          <w:ilvl w:val="0"/>
+          <w:numId w:val="2"/>
+        </w:numPr>
+      </w:pPr>
+      <w:r>
+        <w:rPr>
+          <w:rFonts w:ascii="Consolas" w:cs="Consolas" w:eastAsia="Consolas" w:hAnsi="Consolas"/>
+          <w:color w:val="3B2F8F"/>
+          <w:sz w:val="18"/>
+          <w:szCs w:val="18"/>
+        </w:rPr>
+        <w:t xml:space="preserve">docs/developpement/phases/word/PHASE_51_CAISSES_CONNECTEES_VENTES_DUNE_CAISSE_EXTERNE_IMPORTEES.docx</w:t>
+      </w:r>
+      <w:r>
+        <w:t xml:space="preserve"> — modifié — </w:t>
+      </w:r>
+      <w:hyperlink w:history="1" r:id="rIdmzgxmcznityy3x_wmyyx8">
+        <w:r>
+          <w:rPr>
+            <w:rStyle w:val="Hyperlink"/>
+          </w:rPr>
+          <w:t xml:space="preserve">voir sur GitHub</w:t>
+        </w:r>
+      </w:hyperlink>
+    </w:p>
+    <w:p>
+      <w:pPr>
+        <w:pStyle w:val="ListParagraph"/>
+        <w:numPr>
+          <w:ilvl w:val="0"/>
+          <w:numId w:val="2"/>
+        </w:numPr>
+      </w:pPr>
+      <w:r>
+        <w:rPr>
+          <w:rFonts w:ascii="Consolas" w:cs="Consolas" w:eastAsia="Consolas" w:hAnsi="Consolas"/>
+          <w:color w:val="3B2F8F"/>
+          <w:sz w:val="18"/>
+          <w:szCs w:val="18"/>
+        </w:rPr>
+        <w:t xml:space="preserve">docs/developpement/phases/word/PHASE_52_VENTES_DEPOSEES_DANS_TOUT_FLAIX_EXPERT_FICHIERS_EXCEL.docx</w:t>
+      </w:r>
+      <w:r>
+        <w:t xml:space="preserve"> — modifié — </w:t>
+      </w:r>
+      <w:hyperlink w:history="1" r:id="rIdn56cf9ixklwd_ifodkjqv">
+        <w:r>
+          <w:rPr>
+            <w:rStyle w:val="Hyperlink"/>
+          </w:rPr>
+          <w:t xml:space="preserve">voir sur GitHub</w:t>
+        </w:r>
+      </w:hyperlink>
+    </w:p>
+    <w:p>
+      <w:pPr>
+        <w:pStyle w:val="ListParagraph"/>
+        <w:numPr>
+          <w:ilvl w:val="0"/>
+          <w:numId w:val="2"/>
+        </w:numPr>
+      </w:pPr>
+      <w:r>
+        <w:rPr>
+          <w:rFonts w:ascii="Consolas" w:cs="Consolas" w:eastAsia="Consolas" w:hAnsi="Consolas"/>
+          <w:color w:val="3B2F8F"/>
+          <w:sz w:val="18"/>
+          <w:szCs w:val="18"/>
+        </w:rPr>
+        <w:t xml:space="preserve">docs/developpement/phases/word/PHASE_53_CAISSES_CONNECTEES_CORRESPONDANCES_AUTOMATIQUES_ET_SUGGEREES.docx</w:t>
+      </w:r>
+      <w:r>
+        <w:t xml:space="preserve"> — modifié — </w:t>
+      </w:r>
+      <w:hyperlink w:history="1" r:id="rIdwwx69xherhusal_zvelwt">
+        <w:r>
+          <w:rPr>
+            <w:rStyle w:val="Hyperlink"/>
+          </w:rPr>
+          <w:t xml:space="preserve">voir sur GitHub</w:t>
+        </w:r>
+      </w:hyperlink>
+    </w:p>
+    <w:p>
+      <w:pPr>
+        <w:pStyle w:val="ListParagraph"/>
+        <w:numPr>
+          <w:ilvl w:val="0"/>
+          <w:numId w:val="2"/>
+        </w:numPr>
+      </w:pPr>
+      <w:r>
+        <w:rPr>
+          <w:rFonts w:ascii="Consolas" w:cs="Consolas" w:eastAsia="Consolas" w:hAnsi="Consolas"/>
+          <w:color w:val="3B2F8F"/>
+          <w:sz w:val="18"/>
+          <w:szCs w:val="18"/>
+        </w:rPr>
+        <w:t xml:space="preserve">docs/developpement/phases/word/PHASE_54_NOUVEAU_STYLE_ARRONDI_EPURE_TOUJOURS_CLAIR.docx</w:t>
+      </w:r>
+      <w:r>
+        <w:t xml:space="preserve"> — modifié — </w:t>
+      </w:r>
+      <w:hyperlink w:history="1" r:id="rIdvjqfkrrixrlqiexrz2btv">
+        <w:r>
+          <w:rPr>
+            <w:rStyle w:val="Hyperlink"/>
+          </w:rPr>
+          <w:t xml:space="preserve">voir sur GitHub</w:t>
+        </w:r>
+      </w:hyperlink>
+    </w:p>
+    <w:p>
+      <w:pPr>
+        <w:pStyle w:val="ListParagraph"/>
+        <w:numPr>
+          <w:ilvl w:val="0"/>
+          <w:numId w:val="2"/>
+        </w:numPr>
+      </w:pPr>
+      <w:r>
+        <w:rPr>
+          <w:rFonts w:ascii="Consolas" w:cs="Consolas" w:eastAsia="Consolas" w:hAnsi="Consolas"/>
+          <w:color w:val="3B2F8F"/>
+          <w:sz w:val="18"/>
+          <w:szCs w:val="18"/>
+        </w:rPr>
+        <w:t xml:space="preserve">docs/developpement/phases/word/PHASE_55_CE_QUIL_TE_RESTE_ET_MES_FRAIS.docx</w:t>
+      </w:r>
+      <w:r>
+        <w:t xml:space="preserve"> — modifié — </w:t>
+      </w:r>
+      <w:hyperlink w:history="1" r:id="rIdnca5u4n7ddi7pbv80x8lu">
+        <w:r>
+          <w:rPr>
+            <w:rStyle w:val="Hyperlink"/>
+          </w:rPr>
+          <w:t xml:space="preserve">voir sur GitHub</w:t>
+        </w:r>
+      </w:hyperlink>
+    </w:p>
+    <w:p>
+      <w:pPr>
+        <w:pStyle w:val="ListParagraph"/>
+        <w:numPr>
+          <w:ilvl w:val="0"/>
+          <w:numId w:val="2"/>
+        </w:numPr>
+      </w:pPr>
+      <w:r>
+        <w:rPr>
+          <w:rFonts w:ascii="Consolas" w:cs="Consolas" w:eastAsia="Consolas" w:hAnsi="Consolas"/>
+          <w:color w:val="3B2F8F"/>
+          <w:sz w:val="18"/>
+          <w:szCs w:val="18"/>
+        </w:rPr>
+        <w:t xml:space="preserve">docs/developpement/phases/word/PHASE_56_CONDITIONNEMENT_DE_CHAQUE_PRODUIT.docx</w:t>
+      </w:r>
+      <w:r>
+        <w:t xml:space="preserve"> — modifié — </w:t>
+      </w:r>
+      <w:hyperlink w:history="1" r:id="rIdtxljh3inzt3-9puwdejtm">
+        <w:r>
+          <w:rPr>
+            <w:rStyle w:val="Hyperlink"/>
+          </w:rPr>
+          <w:t xml:space="preserve">voir sur GitHub</w:t>
+        </w:r>
+      </w:hyperlink>
+    </w:p>
+    <w:p>
+      <w:pPr>
+        <w:pStyle w:val="ListParagraph"/>
+        <w:numPr>
+          <w:ilvl w:val="0"/>
+          <w:numId w:val="2"/>
+        </w:numPr>
+      </w:pPr>
+      <w:r>
+        <w:rPr>
+          <w:rFonts w:ascii="Consolas" w:cs="Consolas" w:eastAsia="Consolas" w:hAnsi="Consolas"/>
+          <w:color w:val="3B2F8F"/>
+          <w:sz w:val="18"/>
+          <w:szCs w:val="18"/>
+        </w:rPr>
+        <w:t xml:space="preserve">docs/developpement/phases/word/PHASE_57_HYGIENE_ET_HACCP.docx</w:t>
+      </w:r>
+      <w:r>
+        <w:t xml:space="preserve"> — modifié — </w:t>
+      </w:r>
+      <w:hyperlink w:history="1" r:id="rIdvwareiycvr4xyhnuc9jy0">
+        <w:r>
+          <w:rPr>
+            <w:rStyle w:val="Hyperlink"/>
+          </w:rPr>
+          <w:t xml:space="preserve">voir sur GitHub</w:t>
+        </w:r>
+      </w:hyperlink>
+    </w:p>
+    <w:p>
+      <w:pPr>
+        <w:pStyle w:val="ListParagraph"/>
+        <w:numPr>
+          <w:ilvl w:val="0"/>
+          <w:numId w:val="2"/>
+        </w:numPr>
+      </w:pPr>
+      <w:r>
+        <w:rPr>
+          <w:rFonts w:ascii="Consolas" w:cs="Consolas" w:eastAsia="Consolas" w:hAnsi="Consolas"/>
+          <w:color w:val="3B2F8F"/>
+          <w:sz w:val="18"/>
+          <w:szCs w:val="18"/>
+        </w:rPr>
+        <w:t xml:space="preserve">docs/developpement/phases/word/PHASE_58_ALLERGENES_DE_CHAQUE_PRODUIT.docx</w:t>
+      </w:r>
+      <w:r>
+        <w:t xml:space="preserve"> — modifié — </w:t>
+      </w:r>
+      <w:hyperlink w:history="1" r:id="rIdqm-yfmmpt-djtsupeen9i">
+        <w:r>
+          <w:rPr>
+            <w:rStyle w:val="Hyperlink"/>
+          </w:rPr>
+          <w:t xml:space="preserve">voir sur GitHub</w:t>
+        </w:r>
+      </w:hyperlink>
+    </w:p>
+    <w:p>
+      <w:pPr>
+        <w:pStyle w:val="ListParagraph"/>
+        <w:numPr>
+          <w:ilvl w:val="0"/>
+          <w:numId w:val="2"/>
+        </w:numPr>
+      </w:pPr>
+      <w:r>
+        <w:rPr>
+          <w:rFonts w:ascii="Consolas" w:cs="Consolas" w:eastAsia="Consolas" w:hAnsi="Consolas"/>
+          <w:color w:val="3B2F8F"/>
+          <w:sz w:val="18"/>
+          <w:szCs w:val="18"/>
+        </w:rPr>
+        <w:t xml:space="preserve">docs/developpement/phases/word/PHASE_59_STOCK_DES_EMBALLAGES.docx</w:t>
+      </w:r>
+      <w:r>
+        <w:t xml:space="preserve"> — modifié — </w:t>
+      </w:r>
+      <w:hyperlink w:history="1" r:id="rIdyuvp2d9mctdffw97q4rn7">
+        <w:r>
+          <w:rPr>
+            <w:rStyle w:val="Hyperlink"/>
+          </w:rPr>
+          <w:t xml:space="preserve">voir sur GitHub</w:t>
+        </w:r>
+      </w:hyperlink>
+    </w:p>
+    <w:p>
+      <w:pPr>
+        <w:pStyle w:val="ListParagraph"/>
+        <w:numPr>
+          <w:ilvl w:val="0"/>
+          <w:numId w:val="2"/>
+        </w:numPr>
+      </w:pPr>
+      <w:r>
+        <w:rPr>
+          <w:rFonts w:ascii="Consolas" w:cs="Consolas" w:eastAsia="Consolas" w:hAnsi="Consolas"/>
+          <w:color w:val="3B2F8F"/>
+          <w:sz w:val="18"/>
+          <w:szCs w:val="18"/>
+        </w:rPr>
+        <w:t xml:space="preserve">docs/developpement/phases/word/PHASE_60_HYGIENE_SUR_LA_TABLETTE_DES_CAISSIERES_PHOTOS_DETIQUETTES.docx</w:t>
+      </w:r>
+      <w:r>
+        <w:t xml:space="preserve"> — modifié — </w:t>
+      </w:r>
+      <w:hyperlink w:history="1" r:id="rId8uonotz9cqlesuka43c1x">
+        <w:r>
+          <w:rPr>
+            <w:rStyle w:val="Hyperlink"/>
+          </w:rPr>
+          <w:t xml:space="preserve">voir sur GitHub</w:t>
+        </w:r>
+      </w:hyperlink>
+    </w:p>
+    <w:p>
+      <w:pPr>
+        <w:pStyle w:val="ListParagraph"/>
+        <w:numPr>
+          <w:ilvl w:val="0"/>
+          <w:numId w:val="2"/>
+        </w:numPr>
+      </w:pPr>
+      <w:r>
+        <w:rPr>
+          <w:rFonts w:ascii="Consolas" w:cs="Consolas" w:eastAsia="Consolas" w:hAnsi="Consolas"/>
+          <w:color w:val="3B2F8F"/>
+          <w:sz w:val="18"/>
+          <w:szCs w:val="18"/>
+        </w:rPr>
+        <w:t xml:space="preserve">docs/developpement/phases/word/PHASE_61_EVENEMENTS_PRIVES.docx</w:t>
+      </w:r>
+      <w:r>
+        <w:t xml:space="preserve"> — modifié — </w:t>
+      </w:r>
+      <w:hyperlink w:history="1" r:id="rIdpqdkvhvidwybfc9inyzx2">
+        <w:r>
+          <w:rPr>
+            <w:rStyle w:val="Hyperlink"/>
+          </w:rPr>
+          <w:t xml:space="preserve">voir sur GitHub</w:t>
+        </w:r>
+      </w:hyperlink>
+    </w:p>
+    <w:p>
+      <w:pPr>
+        <w:pStyle w:val="ListParagraph"/>
+        <w:numPr>
+          <w:ilvl w:val="0"/>
+          <w:numId w:val="2"/>
+        </w:numPr>
+      </w:pPr>
+      <w:r>
+        <w:rPr>
+          <w:rFonts w:ascii="Consolas" w:cs="Consolas" w:eastAsia="Consolas" w:hAnsi="Consolas"/>
+          <w:color w:val="3B2F8F"/>
+          <w:sz w:val="18"/>
+          <w:szCs w:val="18"/>
+        </w:rPr>
+        <w:t xml:space="preserve">docs/developpement/phases/word/PHASE_62_PRODUITS_PRIX_PLUS_CLAIR_SECTION_ACTIVE_ALLERGENES_COCHABLES_EMBALLAGE.docx</w:t>
+      </w:r>
+      <w:r>
+        <w:t xml:space="preserve"> — modifié — </w:t>
+      </w:r>
+      <w:hyperlink w:history="1" r:id="rId__565mt670plrxd_pw-si">
+        <w:r>
+          <w:rPr>
+            <w:rStyle w:val="Hyperlink"/>
+          </w:rPr>
+          <w:t xml:space="preserve">voir sur GitHub</w:t>
+        </w:r>
+      </w:hyperlink>
+    </w:p>
+    <w:p>
+      <w:pPr>
+        <w:pStyle w:val="ListParagraph"/>
+        <w:numPr>
+          <w:ilvl w:val="0"/>
+          <w:numId w:val="2"/>
+        </w:numPr>
+      </w:pPr>
+      <w:r>
+        <w:rPr>
+          <w:rFonts w:ascii="Consolas" w:cs="Consolas" w:eastAsia="Consolas" w:hAnsi="Consolas"/>
+          <w:color w:val="3B2F8F"/>
+          <w:sz w:val="18"/>
+          <w:szCs w:val="18"/>
+        </w:rPr>
+        <w:t xml:space="preserve">docs/developpement/phases/word/PHASE_63_LE_STADE_EN_DIRECT_STANDS_EN_3D_EN_COULEUR_ALERTES_AU_CLIC.docx</w:t>
+      </w:r>
+      <w:r>
+        <w:t xml:space="preserve"> — modifié — </w:t>
+      </w:r>
+      <w:hyperlink w:history="1" r:id="rIdymlyhnjjizify82kbx_qw">
+        <w:r>
+          <w:rPr>
+            <w:rStyle w:val="Hyperlink"/>
+          </w:rPr>
+          <w:t xml:space="preserve">voir sur GitHub</w:t>
+        </w:r>
+      </w:hyperlink>
+    </w:p>
+    <w:p>
+      <w:pPr>
+        <w:pStyle w:val="ListParagraph"/>
+        <w:numPr>
+          <w:ilvl w:val="0"/>
+          <w:numId w:val="2"/>
+        </w:numPr>
+      </w:pPr>
+      <w:r>
+        <w:rPr>
+          <w:rFonts w:ascii="Consolas" w:cs="Consolas" w:eastAsia="Consolas" w:hAnsi="Consolas"/>
+          <w:color w:val="3B2F8F"/>
+          <w:sz w:val="18"/>
+          <w:szCs w:val="18"/>
+        </w:rPr>
+        <w:t xml:space="preserve">docs/developpement/phases/word/PHASE_64_LE_STADE_EN_DIRECT_SANS_FILE_DATTENTE_ALERTES_UTILES_PENDANT_LES_VENTE.docx</w:t>
+      </w:r>
+      <w:r>
+        <w:t xml:space="preserve"> — modifié — </w:t>
+      </w:r>
+      <w:hyperlink w:history="1" r:id="rIdcvoptzj7u9i02ovyhvclw">
+        <w:r>
+          <w:rPr>
+            <w:rStyle w:val="Hyperlink"/>
+          </w:rPr>
+          <w:t xml:space="preserve">voir sur GitHub</w:t>
+        </w:r>
+      </w:hyperlink>
+    </w:p>
+    <w:p>
+      <w:pPr>
+        <w:pStyle w:val="ListParagraph"/>
+        <w:numPr>
+          <w:ilvl w:val="0"/>
+          <w:numId w:val="2"/>
+        </w:numPr>
+      </w:pPr>
+      <w:r>
+        <w:rPr>
+          <w:rFonts w:ascii="Consolas" w:cs="Consolas" w:eastAsia="Consolas" w:hAnsi="Consolas"/>
+          <w:color w:val="3B2F8F"/>
+          <w:sz w:val="18"/>
+          <w:szCs w:val="18"/>
+        </w:rPr>
+        <w:t xml:space="preserve">docs/developpement/phases/word/PHASE_65_LE_LIEU_EN_3D_QUATRE_DECORS_STANDS_POSES_A_LA_MAIN.docx</w:t>
+      </w:r>
+      <w:r>
+        <w:t xml:space="preserve"> — modifié — </w:t>
+      </w:r>
+      <w:hyperlink w:history="1" r:id="rIdyfqjpoj6dx1mwsgfxyq13">
+        <w:r>
+          <w:rPr>
+            <w:rStyle w:val="Hyperlink"/>
+          </w:rPr>
+          <w:t xml:space="preserve">voir sur GitHub</w:t>
+        </w:r>
+      </w:hyperlink>
+    </w:p>
+    <w:p>
+      <w:pPr>
+        <w:pStyle w:val="ListParagraph"/>
+        <w:numPr>
+          <w:ilvl w:val="0"/>
+          <w:numId w:val="2"/>
+        </w:numPr>
+      </w:pPr>
+      <w:r>
+        <w:rPr>
+          <w:rFonts w:ascii="Consolas" w:cs="Consolas" w:eastAsia="Consolas" w:hAnsi="Consolas"/>
+          <w:color w:val="3B2F8F"/>
+          <w:sz w:val="18"/>
+          <w:szCs w:val="18"/>
+        </w:rPr>
+        <w:t xml:space="preserve">docs/developpement/phases/word/PHASE_66_REMETTRE_LE_STOCK_A_ZERO_SUPPRIMER_UN_EVENEMENT_A_VENIR.docx</w:t>
+      </w:r>
+      <w:r>
+        <w:t xml:space="preserve"> — modifié — </w:t>
+      </w:r>
+      <w:hyperlink w:history="1" r:id="rIdku3wz3pkwibz5i2wmfrxu">
+        <w:r>
+          <w:rPr>
+            <w:rStyle w:val="Hyperlink"/>
+          </w:rPr>
+          <w:t xml:space="preserve">voir sur GitHub</w:t>
+        </w:r>
+      </w:hyperlink>
+    </w:p>
+    <w:p>
+      <w:pPr>
+        <w:pStyle w:val="ListParagraph"/>
+        <w:numPr>
+          <w:ilvl w:val="0"/>
+          <w:numId w:val="2"/>
+        </w:numPr>
+      </w:pPr>
+      <w:r>
+        <w:rPr>
+          <w:rFonts w:ascii="Consolas" w:cs="Consolas" w:eastAsia="Consolas" w:hAnsi="Consolas"/>
+          <w:color w:val="3B2F8F"/>
+          <w:sz w:val="18"/>
+          <w:szCs w:val="18"/>
+        </w:rPr>
+        <w:t xml:space="preserve">docs/developpement/phases/word/PHASE_67_LE_TABLEAU_EN_DIRECT_DAPRES_LA_MAQUETTE_AVEC_LE_LIEU_EN_3D.docx</w:t>
+      </w:r>
+      <w:r>
+        <w:t xml:space="preserve"> — modifié — </w:t>
+      </w:r>
+      <w:hyperlink w:history="1" r:id="rId2l_zhkdwmqpsvpctbt7bs">
+        <w:r>
+          <w:rPr>
+            <w:rStyle w:val="Hyperlink"/>
+          </w:rPr>
+          <w:t xml:space="preserve">voir sur GitHub</w:t>
+        </w:r>
+      </w:hyperlink>
+    </w:p>
+    <w:p>
+      <w:pPr>
+        <w:pStyle w:val="ListParagraph"/>
+        <w:numPr>
+          <w:ilvl w:val="0"/>
+          <w:numId w:val="2"/>
+        </w:numPr>
+      </w:pPr>
+      <w:r>
+        <w:rPr>
+          <w:rFonts w:ascii="Consolas" w:cs="Consolas" w:eastAsia="Consolas" w:hAnsi="Consolas"/>
+          <w:color w:val="3B2F8F"/>
+          <w:sz w:val="18"/>
+          <w:szCs w:val="18"/>
+        </w:rPr>
+        <w:t xml:space="preserve">docs/developpement/phases/word/PHASE_68_EN_DIRECT_A_PART_AU_DESIGN_DES_MAQUETTES_RESULTATS_POUR_LES_EVENEMENTS.docx</w:t>
+      </w:r>
+      <w:r>
+        <w:t xml:space="preserve"> — modifié — </w:t>
+      </w:r>
+      <w:hyperlink w:history="1" r:id="rIdvy0p6du9m9gn-dxhpy3mr">
+        <w:r>
+          <w:rPr>
+            <w:rStyle w:val="Hyperlink"/>
+          </w:rPr>
+          <w:t xml:space="preserve">voir sur GitHub</w:t>
+        </w:r>
+      </w:hyperlink>
+    </w:p>
+    <w:p>
+      <w:pPr>
+        <w:pStyle w:val="ListParagraph"/>
+        <w:numPr>
+          <w:ilvl w:val="0"/>
+          <w:numId w:val="2"/>
+        </w:numPr>
+      </w:pPr>
+      <w:r>
+        <w:rPr>
+          <w:rFonts w:ascii="Consolas" w:cs="Consolas" w:eastAsia="Consolas" w:hAnsi="Consolas"/>
+          <w:color w:val="3B2F8F"/>
+          <w:sz w:val="18"/>
+          <w:szCs w:val="18"/>
+        </w:rPr>
+        <w:t xml:space="preserve">docs/developpement/phases/word/PHASE_69_EXPORTS_DE_LADDITION_LUS_SEULS_ANNULER_UN_IMPORT_DE_CAISSE_CONNECTEE.docx</w:t>
+      </w:r>
+      <w:r>
+        <w:t xml:space="preserve"> — modifié — </w:t>
+      </w:r>
+      <w:hyperlink w:history="1" r:id="rIdpgpea7wcvmkmu1ysccsle">
+        <w:r>
+          <w:rPr>
+            <w:rStyle w:val="Hyperlink"/>
+          </w:rPr>
+          <w:t xml:space="preserve">voir sur GitHub</w:t>
+        </w:r>
+      </w:hyperlink>
+    </w:p>
+    <w:p>
+      <w:pPr>
+        <w:pStyle w:val="ListParagraph"/>
+        <w:numPr>
+          <w:ilvl w:val="0"/>
+          <w:numId w:val="2"/>
+        </w:numPr>
+      </w:pPr>
+      <w:r>
+        <w:rPr>
+          <w:rFonts w:ascii="Consolas" w:cs="Consolas" w:eastAsia="Consolas" w:hAnsi="Consolas"/>
+          <w:color w:val="3B2F8F"/>
+          <w:sz w:val="18"/>
+          <w:szCs w:val="18"/>
+        </w:rPr>
+        <w:t xml:space="preserve">docs/developpement/phases/word/PHASE_70_DECOR_FIXE_STOCK_DANS_LORDRE_OUVERTURE_DEPUIS_EN_DIRECT_STOCK_DES_EVEN.docx</w:t>
+      </w:r>
+      <w:r>
+        <w:t xml:space="preserve"> — modifié — </w:t>
+      </w:r>
+      <w:hyperlink w:history="1" r:id="rIdv4mkyxelbspxlv7wa2all">
+        <w:r>
+          <w:rPr>
+            <w:rStyle w:val="Hyperlink"/>
+          </w:rPr>
+          <w:t xml:space="preserve">voir sur GitHub</w:t>
+        </w:r>
+      </w:hyperlink>
+    </w:p>
+    <w:p>
+      <w:pPr>
+        <w:pStyle w:val="ListParagraph"/>
+        <w:numPr>
+          <w:ilvl w:val="0"/>
+          <w:numId w:val="2"/>
+        </w:numPr>
+      </w:pPr>
+      <w:r>
+        <w:rPr>
+          <w:rFonts w:ascii="Consolas" w:cs="Consolas" w:eastAsia="Consolas" w:hAnsi="Consolas"/>
+          <w:color w:val="3B2F8F"/>
+          <w:sz w:val="18"/>
+          <w:szCs w:val="18"/>
+        </w:rPr>
+        <w:t xml:space="preserve">docs/developpement/phases/word/PHASE_71_RAPPORT_DE_STOCK_PAR_EVENEMENT_CE_QUIL_TE_RESTE_EN_CLAIR_LE_NET_EN_DIR.docx</w:t>
+      </w:r>
+      <w:r>
+        <w:t xml:space="preserve"> — modifié — </w:t>
+      </w:r>
+      <w:hyperlink w:history="1" r:id="rId-rwdwuesvy5te-ljalufh">
+        <w:r>
+          <w:rPr>
+            <w:rStyle w:val="Hyperlink"/>
+          </w:rPr>
+          <w:t xml:space="preserve">voir sur GitHub</w:t>
+        </w:r>
+      </w:hyperlink>
+    </w:p>
+    <w:p>
+      <w:pPr>
+        <w:pStyle w:val="ListParagraph"/>
+        <w:numPr>
+          <w:ilvl w:val="0"/>
+          <w:numId w:val="2"/>
+        </w:numPr>
+      </w:pPr>
+      <w:r>
+        <w:rPr>
+          <w:rFonts w:ascii="Consolas" w:cs="Consolas" w:eastAsia="Consolas" w:hAnsi="Consolas"/>
+          <w:color w:val="3B2F8F"/>
+          <w:sz w:val="18"/>
+          <w:szCs w:val="18"/>
+        </w:rPr>
+        <w:t xml:space="preserve">docs/developpement/phases/word/PHASE_72_LES_CHIFFRES_DE_LA_SOIREE_EVENEMENTS_PRIVES_DANS_RESULTATS_CLICK_COLLE.docx</w:t>
+      </w:r>
+      <w:r>
+        <w:t xml:space="preserve"> — modifié — </w:t>
+      </w:r>
+      <w:hyperlink w:history="1" r:id="rIdchmetzkni65fefiitb-lg">
+        <w:r>
+          <w:rPr>
+            <w:rStyle w:val="Hyperlink"/>
+          </w:rPr>
+          <w:t xml:space="preserve">voir sur GitHub</w:t>
+        </w:r>
+      </w:hyperlink>
+    </w:p>
+    <w:p>
+      <w:pPr>
+        <w:pStyle w:val="ListParagraph"/>
+        <w:numPr>
+          <w:ilvl w:val="0"/>
+          <w:numId w:val="2"/>
+        </w:numPr>
+      </w:pPr>
+      <w:r>
+        <w:rPr>
+          <w:rFonts w:ascii="Consolas" w:cs="Consolas" w:eastAsia="Consolas" w:hAnsi="Consolas"/>
+          <w:color w:val="3B2F8F"/>
+          <w:sz w:val="18"/>
+          <w:szCs w:val="18"/>
+        </w:rPr>
+        <w:t xml:space="preserve">docs/developpement/phases/word/PHASE_73_ACHATS_INGREDIENTS_A_PART_RACCOURCI_DE_CLOTURE_FACTURE_QUI_ENTRE_EN_RE.docx</w:t>
+      </w:r>
+      <w:r>
+        <w:t xml:space="preserve"> — modifié — </w:t>
+      </w:r>
+      <w:hyperlink w:history="1" r:id="rIdhdlpfdthc4beb2cfwdb-d">
+        <w:r>
+          <w:rPr>
+            <w:rStyle w:val="Hyperlink"/>
+          </w:rPr>
+          <w:t xml:space="preserve">voir sur GitHub</w:t>
+        </w:r>
+      </w:hyperlink>
+    </w:p>
+    <w:p>
+      <w:pPr>
+        <w:pStyle w:val="ListParagraph"/>
+        <w:numPr>
+          <w:ilvl w:val="0"/>
+          <w:numId w:val="2"/>
+        </w:numPr>
+      </w:pPr>
+      <w:r>
+        <w:rPr>
+          <w:rFonts w:ascii="Consolas" w:cs="Consolas" w:eastAsia="Consolas" w:hAnsi="Consolas"/>
+          <w:color w:val="3B2F8F"/>
+          <w:sz w:val="18"/>
+          <w:szCs w:val="18"/>
+        </w:rPr>
+        <w:t xml:space="preserve">docs/developpement/phases/word/PHASE_74_FACTURES_AUTOMATISEES_IMPORT_EXCEL_OU_CSV_COLIS_CORRESPONDANCES_APPRIS.docx</w:t>
+      </w:r>
+      <w:r>
+        <w:t xml:space="preserve"> — modifié — </w:t>
+      </w:r>
+      <w:hyperlink w:history="1" r:id="rIdkmtkzkk7drgndj-q8u8y0">
+        <w:r>
+          <w:rPr>
+            <w:rStyle w:val="Hyperlink"/>
+          </w:rPr>
+          <w:t xml:space="preserve">voir sur GitHub</w:t>
+        </w:r>
+      </w:hyperlink>
+    </w:p>
+    <w:p>
+      <w:pPr>
+        <w:pStyle w:val="ListParagraph"/>
+        <w:numPr>
+          <w:ilvl w:val="0"/>
+          <w:numId w:val="2"/>
+        </w:numPr>
+      </w:pPr>
+      <w:r>
+        <w:rPr>
+          <w:rFonts w:ascii="Consolas" w:cs="Consolas" w:eastAsia="Consolas" w:hAnsi="Consolas"/>
+          <w:color w:val="3B2F8F"/>
+          <w:sz w:val="18"/>
+          <w:szCs w:val="18"/>
+        </w:rPr>
+        <w:t xml:space="preserve">docs/developpement/phases/word/PHASE_75_CORRESPONDANCES_FOURNISSEURS_A_LECRAN_RESULTATS_AU_DESIGN_DE_LA_2E_MAQ.docx</w:t>
+      </w:r>
+      <w:r>
+        <w:t xml:space="preserve"> — modifié — </w:t>
+      </w:r>
+      <w:hyperlink w:history="1" r:id="rIdskbvgtk5gpy2ji_2vmcgo">
+        <w:r>
+          <w:rPr>
+            <w:rStyle w:val="Hyperlink"/>
+          </w:rPr>
+          <w:t xml:space="preserve">voir sur GitHub</w:t>
+        </w:r>
+      </w:hyperlink>
+    </w:p>
+    <w:p>
+      <w:pPr>
+        <w:pStyle w:val="ListParagraph"/>
+        <w:numPr>
+          <w:ilvl w:val="0"/>
+          <w:numId w:val="2"/>
+        </w:numPr>
+      </w:pPr>
+      <w:r>
+        <w:rPr>
+          <w:rFonts w:ascii="Consolas" w:cs="Consolas" w:eastAsia="Consolas" w:hAnsi="Consolas"/>
+          <w:color w:val="3B2F8F"/>
+          <w:sz w:val="18"/>
+          <w:szCs w:val="18"/>
+        </w:rPr>
+        <w:t xml:space="preserve">docs/developpement/phases/word/PHASE_76_AUDIT_DES_PHASES_67_A_75_ET_CORRECTIONS_DOSSIER_DE_REPRISE_A_JOUR.docx</w:t>
+      </w:r>
+      <w:r>
+        <w:t xml:space="preserve"> — créé — </w:t>
+      </w:r>
+      <w:hyperlink w:history="1" r:id="rIdo9zfjfmm1gzuaxgzxqtvx">
+        <w:r>
+          <w:rPr>
+            <w:rStyle w:val="Hyperlink"/>
+          </w:rPr>
+          <w:t xml:space="preserve">voir sur GitHub</w:t>
+        </w:r>
+      </w:hyperlink>
+    </w:p>
+    <w:p>
+      <w:pPr>
+        <w:pStyle w:val="ListParagraph"/>
+        <w:numPr>
+          <w:ilvl w:val="0"/>
+          <w:numId w:val="2"/>
+        </w:numPr>
+      </w:pPr>
+      <w:r>
+        <w:rPr>
+          <w:rFonts w:ascii="Consolas" w:cs="Consolas" w:eastAsia="Consolas" w:hAnsi="Consolas"/>
+          <w:color w:val="3B2F8F"/>
+          <w:sz w:val="18"/>
+          <w:szCs w:val="18"/>
+        </w:rPr>
+        <w:t xml:space="preserve">docs/flaix-gestion-dossier-projet.md</w:t>
+      </w:r>
+      <w:r>
+        <w:t xml:space="preserve"> — modifié — </w:t>
+      </w:r>
+      <w:hyperlink w:history="1" r:id="rIdgakhz1haiufdwnnjm3mn8">
+        <w:r>
+          <w:rPr>
+            <w:rStyle w:val="Hyperlink"/>
+          </w:rPr>
+          <w:t xml:space="preserve">voir sur GitHub</w:t>
+        </w:r>
+      </w:hyperlink>
+    </w:p>
+    <w:p>
+      <w:pPr>
+        <w:pStyle w:val="ListParagraph"/>
+        <w:numPr>
+          <w:ilvl w:val="0"/>
+          <w:numId w:val="2"/>
+        </w:numPr>
+      </w:pPr>
+      <w:r>
+        <w:rPr>
+          <w:rFonts w:ascii="Consolas" w:cs="Consolas" w:eastAsia="Consolas" w:hAnsi="Consolas"/>
+          <w:color w:val="3B2F8F"/>
+          <w:sz w:val="18"/>
+          <w:szCs w:val="18"/>
+        </w:rPr>
+        <w:t xml:space="preserve">docs/points-a-revoir.md</w:t>
+      </w:r>
+      <w:r>
+        <w:t xml:space="preserve"> — modifié — </w:t>
+      </w:r>
+      <w:hyperlink w:history="1" r:id="rIddg09tqnk3q9bieq7fjaih">
+        <w:r>
+          <w:rPr>
+            <w:rStyle w:val="Hyperlink"/>
+          </w:rPr>
+          <w:t xml:space="preserve">voir sur GitHub</w:t>
+        </w:r>
+      </w:hyperlink>
+    </w:p>
+    <w:p>
+      <w:pPr>
+        <w:pStyle w:val="ListParagraph"/>
+        <w:numPr>
+          <w:ilvl w:val="0"/>
+          <w:numId w:val="2"/>
+        </w:numPr>
+      </w:pPr>
+      <w:r>
+        <w:rPr>
+          <w:rFonts w:ascii="Consolas" w:cs="Consolas" w:eastAsia="Consolas" w:hAnsi="Consolas"/>
+          <w:color w:val="3B2F8F"/>
+          <w:sz w:val="18"/>
+          <w:szCs w:val="18"/>
+        </w:rPr>
+        <w:t xml:space="preserve">docs/README.md</w:t>
+      </w:r>
+      <w:r>
+        <w:t xml:space="preserve"> — créé — </w:t>
+      </w:r>
+      <w:hyperlink w:history="1" r:id="rIduzpen8swbrxdebhhllhsg">
         <w:r>
           <w:rPr>
             <w:rStyle w:val="Hyperlink"/>
